--- a/assests/Ahmed_Mohamed_Abdo_CV.docx
+++ b/assests/Ahmed_Mohamed_Abdo_CV.docx
@@ -59,11 +59,31 @@
           <w:rPr>
             <w:rFonts w:ascii="Calibri" w:hAnsi="Calibri"/>
             <w:color w:val="000000"/>
-            <w:shd w:val="clear" w:color="auto" w:fill="DFF1FE"/>
             <w:sz w:val="18"/>
             <w:szCs w:val="18"/>
+            <w:shd w:val="clear" w:color="auto" w:fill="DFF1FE"/>
           </w:rPr>
-          <w:t xml:space="preserve"> ahmed@mohamed-abdo.com </w:t>
+          <w:t xml:space="preserve"> ahmed@mohamed-abdo.</w:t>
+        </w:r>
+        <w:r>
+          <w:rPr>
+            <w:rFonts w:ascii="Calibri" w:hAnsi="Calibri"/>
+            <w:color w:val="000000"/>
+            <w:sz w:val="18"/>
+            <w:szCs w:val="18"/>
+            <w:shd w:val="clear" w:color="auto" w:fill="DFF1FE"/>
+          </w:rPr>
+          <w:t>me</w:t>
+        </w:r>
+        <w:r>
+          <w:rPr>
+            <w:rFonts w:ascii="Calibri" w:hAnsi="Calibri"/>
+            <w:color w:val="000000"/>
+            <w:sz w:val="18"/>
+            <w:szCs w:val="18"/>
+            <w:shd w:val="clear" w:color="auto" w:fill="DFF1FE"/>
+          </w:rPr>
+          <w:t xml:space="preserve"> </w:t>
         </w:r>
       </w:hyperlink>
       <w:r>
@@ -97,9 +117,9 @@
           <w:rPr>
             <w:rFonts w:ascii="Calibri" w:hAnsi="Calibri"/>
             <w:color w:val="000000"/>
-            <w:shd w:val="clear" w:color="auto" w:fill="F2F4F5"/>
             <w:sz w:val="18"/>
             <w:szCs w:val="18"/>
+            <w:shd w:val="clear" w:color="auto" w:fill="F2F4F5"/>
           </w:rPr>
           <w:t xml:space="preserve"> github.com/a7mdabdoo </w:t>
         </w:r>
@@ -130,14 +150,14 @@
         </w:rPr>
         <w:t xml:space="preserve"> </w:t>
       </w:r>
-      <w:hyperlink r:id="rIdLinkedIn" w:history="1">
+      <w:hyperlink r:id="rId8" w:history="1">
         <w:r>
           <w:rPr>
             <w:rFonts w:ascii="Calibri" w:hAnsi="Calibri"/>
             <w:color w:val="000000"/>
-            <w:shd w:val="clear" w:color="auto" w:fill="F2F4F5"/>
             <w:sz w:val="18"/>
             <w:szCs w:val="18"/>
+            <w:shd w:val="clear" w:color="auto" w:fill="F2F4F5"/>
           </w:rPr>
           <w:t xml:space="preserve"> linkedin.com/in/ahmd-mhmd-abdo </w:t>
         </w:r>
@@ -166,15 +186,7 @@
           <w:sz w:val="18"/>
           <w:szCs w:val="18"/>
         </w:rPr>
-        <w:t xml:space="preserve"> </w:t>
-      </w:r>
-      <w:r>
-        <w:rPr>
-          <w:rFonts w:ascii="Calibri" w:hAnsi="Calibri"/>
-          <w:sz w:val="18"/>
-          <w:szCs w:val="18"/>
-        </w:rPr>
-        <w:t>Qena, Egypt</w:t>
+        <w:t xml:space="preserve"> Qena, Egypt</w:t>
       </w:r>
     </w:p>
     <w:p>
@@ -386,7 +398,7 @@
         </w:rPr>
         <w:t xml:space="preserve">GitHub: </w:t>
       </w:r>
-      <w:hyperlink r:id="rIdMinshawi" w:history="1">
+      <w:hyperlink r:id="rId9" w:history="1">
         <w:r>
           <w:rPr>
             <w:rFonts w:ascii="Calibri" w:eastAsia="Calibri" w:hAnsi="Calibri" w:cs="Calibri"/>
@@ -464,7 +476,7 @@
         </w:rPr>
         <w:t xml:space="preserve">GitHub: </w:t>
       </w:r>
-      <w:hyperlink r:id="rId8" w:history="1">
+      <w:hyperlink r:id="rId10" w:history="1">
         <w:r>
           <w:rPr>
             <w:rFonts w:ascii="Calibri" w:eastAsia="Calibri" w:hAnsi="Calibri" w:cs="Calibri"/>
@@ -556,7 +568,7 @@
         </w:rPr>
         <w:t xml:space="preserve">GitHub: </w:t>
       </w:r>
-      <w:hyperlink r:id="rId9" w:history="1">
+      <w:hyperlink r:id="rId11" w:history="1">
         <w:r>
           <w:rPr>
             <w:rFonts w:ascii="Calibri" w:eastAsia="Calibri" w:hAnsi="Calibri" w:cs="Calibri"/>
@@ -721,50 +733,24 @@
         </w:rPr>
         <w:t xml:space="preserve">GitHub: </w:t>
       </w:r>
-      <w:r>
-        <w:fldChar w:fldCharType="begin"/>
-      </w:r>
-      <w:r>
-        <w:instrText>HYPERLINK "https://github.com/A7Md3BD0/Visual-Shark-Tank"</w:instrText>
-      </w:r>
-      <w:r>
-        <w:fldChar w:fldCharType="separate"/>
-      </w:r>
-      <w:r>
-        <w:rPr>
-          <w:rFonts w:ascii="Calibri" w:eastAsia="Calibri" w:hAnsi="Calibri" w:cs="Calibri"/>
-          <w:color w:val="1155CC"/>
-          <w:u w:val="single"/>
-        </w:rPr>
-        <w:t>github.com/A7Md3BD0</w:t>
-      </w:r>
-      <w:r>
-        <w:rPr>
-          <w:rFonts w:ascii="Calibri" w:eastAsia="Calibri" w:hAnsi="Calibri" w:cs="Calibri"/>
-          <w:color w:val="1155CC"/>
-          <w:u w:val="single"/>
-        </w:rPr>
-        <w:t>/</w:t>
-      </w:r>
-      <w:r>
-        <w:rPr>
-          <w:rFonts w:ascii="Calibri" w:eastAsia="Calibri" w:hAnsi="Calibri" w:cs="Calibri"/>
-          <w:color w:val="1155CC"/>
-          <w:u w:val="single"/>
-        </w:rPr>
-        <w:t>V</w:t>
-      </w:r>
-      <w:r>
-        <w:rPr>
-          <w:rFonts w:ascii="Calibri" w:eastAsia="Calibri" w:hAnsi="Calibri" w:cs="Calibri"/>
-          <w:color w:val="1155CC"/>
-          <w:u w:val="single"/>
-        </w:rPr>
-        <w:t>isual-Shark-Tank</w:t>
-      </w:r>
-      <w:r>
-        <w:fldChar w:fldCharType="end"/>
-      </w:r>
+      <w:hyperlink r:id="rId12" w:history="1">
+        <w:r>
+          <w:rPr>
+            <w:rFonts w:ascii="Calibri" w:eastAsia="Calibri" w:hAnsi="Calibri" w:cs="Calibri"/>
+            <w:color w:val="1155CC"/>
+            <w:u w:val="single"/>
+          </w:rPr>
+          <w:t>github.com/A7Md3BD0</w:t>
+        </w:r>
+        <w:r>
+          <w:rPr>
+            <w:rFonts w:ascii="Calibri" w:eastAsia="Calibri" w:hAnsi="Calibri" w:cs="Calibri"/>
+            <w:color w:val="1155CC"/>
+            <w:u w:val="single"/>
+          </w:rPr>
+          <w:t>/Visual-Shark-Tank</w:t>
+        </w:r>
+      </w:hyperlink>
     </w:p>
     <w:p>
       <w:pPr>
@@ -832,7 +818,7 @@
         </w:rPr>
         <w:t xml:space="preserve">GitHub: </w:t>
       </w:r>
-      <w:hyperlink r:id="rId10" w:history="1">
+      <w:hyperlink r:id="rId13" w:history="1">
         <w:r>
           <w:rPr>
             <w:rFonts w:ascii="Calibri" w:eastAsia="Calibri" w:hAnsi="Calibri" w:cs="Calibri"/>
@@ -892,7 +878,7 @@
         </w:rPr>
         <w:t xml:space="preserve">GitHub: </w:t>
       </w:r>
-      <w:hyperlink r:id="rId11" w:history="1">
+      <w:hyperlink r:id="rId14" w:history="1">
         <w:r>
           <w:rPr>
             <w:rFonts w:ascii="Calibri" w:eastAsia="Calibri" w:hAnsi="Calibri" w:cs="Calibri"/>
@@ -980,7 +966,7 @@
         </w:rPr>
         <w:t xml:space="preserve">Website: </w:t>
       </w:r>
-      <w:hyperlink r:id="rId12" w:history="1">
+      <w:hyperlink r:id="rId15" w:history="1">
         <w:r>
           <w:rPr>
             <w:rFonts w:ascii="Calibri" w:eastAsia="Calibri" w:hAnsi="Calibri" w:cs="Calibri"/>
@@ -1158,7 +1144,33 @@
           <w:sz w:val="24"/>
           <w:szCs w:val="24"/>
         </w:rPr>
-        <w:t>COURSES &amp; TRAINING</w:t>
+        <w:t>EXPERIENCE &amp; TRAINING</w:t>
+      </w:r>
+    </w:p>
+    <w:p>
+      <w:pPr>
+        <w:pStyle w:val="ListParagraph"/>
+        <w:numPr>
+          <w:ilvl w:val="0"/>
+          <w:numId w:val="2"/>
+        </w:numPr>
+        <w:spacing w:before="10" w:after="10"/>
+      </w:pPr>
+      <w:r>
+        <w:rPr>
+          <w:rFonts w:ascii="Calibri" w:eastAsia="Calibri" w:hAnsi="Calibri" w:cs="Calibri"/>
+          <w:b/>
+          <w:bCs/>
+          <w:color w:val="000000"/>
+        </w:rPr>
+        <w:t xml:space="preserve">One Million Egyptian Coders (Ministry of Youth &amp; Sports): </w:t>
+      </w:r>
+      <w:r>
+        <w:rPr>
+          <w:rFonts w:ascii="Calibri" w:eastAsia="Calibri" w:hAnsi="Calibri" w:cs="Calibri"/>
+          <w:color w:val="000000"/>
+        </w:rPr>
+        <w:t>Programming &amp; AI Instructor — Mentoring youth in coding fundamentals, algorithms, and AI concepts in collaboration with Misr El-Kheir and Mawaheb Foundations.</w:t>
       </w:r>
     </w:p>
     <w:p>
@@ -1886,6 +1898,7 @@
   <w:style w:type="character" w:default="1" w:styleId="DefaultParagraphFont">
     <w:name w:val="Default Paragraph Font"/>
     <w:uiPriority w:val="1"/>
+    <w:semiHidden/>
     <w:unhideWhenUsed/>
   </w:style>
   <w:style w:type="table" w:default="1" w:styleId="TableNormal">

--- a/assests/Ahmed_Mohamed_Abdo_CV.docx
+++ b/assests/Ahmed_Mohamed_Abdo_CV.docx
@@ -1,6 +1,6 @@
 
 <file path=word/document.xml><?xml version="1.0" encoding="utf-8"?>
-<w:document xmlns:wpc="http://schemas.microsoft.com/office/word/2010/wordprocessingCanvas" xmlns:cx="http://schemas.microsoft.com/office/drawing/2014/chartex" xmlns:cx1="http://schemas.microsoft.com/office/drawing/2015/9/8/chartex" xmlns:cx2="http://schemas.microsoft.com/office/drawing/2015/10/21/chartex" xmlns:cx3="http://schemas.microsoft.com/office/drawing/2016/5/9/chartex" xmlns:cx4="http://schemas.microsoft.com/office/drawing/2016/5/10/chartex" xmlns:cx5="http://schemas.microsoft.com/office/drawing/2016/5/11/chartex" xmlns:cx6="http://schemas.microsoft.com/office/drawing/2016/5/12/chartex" xmlns:cx7="http://schemas.microsoft.com/office/drawing/2016/5/13/chartex" xmlns:cx8="http://schemas.microsoft.com/office/drawing/2016/5/14/chartex" xmlns:mc="http://schemas.openxmlformats.org/markup-compatibility/2006" xmlns:aink="http://schemas.microsoft.com/office/drawing/2016/ink" xmlns:am3d="http://schemas.microsoft.com/office/drawing/2017/model3d" xmlns:o="urn:schemas-microsoft-com:office:office" xmlns:oel="http://schemas.microsoft.com/office/2019/extlst" xmlns:r="http://schemas.openxmlformats.org/officeDocument/2006/relationships" xmlns:m="http://schemas.openxmlformats.org/officeDocument/2006/math" xmlns:v="urn:schemas-microsoft-com:vml" xmlns:wp14="http://schemas.microsoft.com/office/word/2010/wordprocessingDrawing" xmlns:wp="http://schemas.openxmlformats.org/drawingml/2006/wordprocessingDrawing" xmlns:w10="urn:schemas-microsoft-com:office:word" xmlns:w="http://schemas.openxmlformats.org/wordprocessingml/2006/main" xmlns:w14="http://schemas.microsoft.com/office/word/2010/wordml" xmlns:w15="http://schemas.microsoft.com/office/word/2012/wordml" xmlns:w16cex="http://schemas.microsoft.com/office/word/2018/wordml/cex" xmlns:w16cid="http://schemas.microsoft.com/office/word/2016/wordml/cid" xmlns:w16="http://schemas.microsoft.com/office/word/2018/wordml" xmlns:w16du="http://schemas.microsoft.com/office/word/2023/wordml/word16du" xmlns:w16sdtdh="http://schemas.microsoft.com/office/word/2020/wordml/sdtdatahash" xmlns:w16sdtfl="http://schemas.microsoft.com/office/word/2024/wordml/sdtformatlock" xmlns:w16se="http://schemas.microsoft.com/office/word/2015/wordml/symex" xmlns:wpg="http://schemas.microsoft.com/office/word/2010/wordprocessingGroup" xmlns:wpi="http://schemas.microsoft.com/office/word/2010/wordprocessingInk" xmlns:wne="http://schemas.microsoft.com/office/word/2006/wordml" xmlns:wps="http://schemas.microsoft.com/office/word/2010/wordprocessingShape" mc:Ignorable="w14 w15 w16se w16cid w16 w16cex w16sdtdh w16sdtfl w16du wp14">
+<w:document xmlns:w="http://schemas.openxmlformats.org/wordprocessingml/2006/main" xmlns:r="http://schemas.openxmlformats.org/officeDocument/2006/relationships" xmlns:wp="http://schemas.openxmlformats.org/drawingml/2006/wordprocessingDrawing" xmlns:a="http://schemas.openxmlformats.org/drawingml/2006/main" xmlns:c="http://schemas.openxmlformats.org/drawingml/2006/chart" xmlns:pic="http://schemas.openxmlformats.org/drawingml/2006/picture" xmlns:mc="http://schemas.openxmlformats.org/markup-compatibility/2006" xmlns:w14="http://schemas.microsoft.com/office/word/2010/wordml" xmlns:wpi="http://schemas.microsoft.com/office/word/2010/wordprocessingInk" xmlns:w15="http://schemas.microsoft.com/office/word/2012/wordml" xmlns:wp14="http://schemas.microsoft.com/office/word/2010/wordprocessingDrawing" xmlns:wps="http://schemas.microsoft.com/office/word/2010/wordprocessingShape" xmlns:wpg="http://schemas.microsoft.com/office/word/2010/wordprocessingGroup" xmlns:wpc="http://schemas.microsoft.com/office/word/2010/wordprocessingCanvas" xmlns:dgm="http://schemas.openxmlformats.org/drawingml/2006/diagram" xmlns:dsp="http://schemas.microsoft.com/office/drawing/2008/diagram" xmlns:m="http://schemas.openxmlformats.org/officeDocument/2006/math" xmlns:v="urn:schemas-microsoft-com:vml" xmlns:o="urn:schemas-microsoft-com:office:office" xmlns:w10="urn:schemas-microsoft-com:office:word" xmlns:cx="http://schemas.microsoft.com/office/drawing/2014/chartex" xmlns:cx1="http://schemas.microsoft.com/office/drawing/2015/9/8/chartex" xmlns:cx2="http://schemas.microsoft.com/office/drawing/2015/10/21/chartex" xmlns:cx3="http://schemas.microsoft.com/office/drawing/2016/5/9/chartex" xmlns:cx4="http://schemas.microsoft.com/office/drawing/2016/5/10/chartex" xmlns:cx5="http://schemas.microsoft.com/office/drawing/2016/5/11/chartex" xmlns:cx6="http://schemas.microsoft.com/office/drawing/2016/5/12/chartex" xmlns:cx7="http://schemas.microsoft.com/office/drawing/2016/5/13/chartex" xmlns:cx8="http://schemas.microsoft.com/office/drawing/2016/5/14/chartex" mc:Ignorable="w14 w15 wp14">
   <w:body>
     <w:p>
       <w:pPr>
@@ -10,14 +10,14 @@
       </w:pPr>
       <w:r>
         <w:rPr>
-          <w:rFonts w:ascii="Calibri" w:eastAsia="Calibri" w:hAnsi="Calibri" w:cs="Calibri"/>
+          <w:rFonts w:ascii="Calibri" w:hAnsi="Calibri" w:eastAsia="Calibri" w:cs="Calibri"/>
           <w:b/>
           <w:bCs/>
           <w:color w:val="000000"/>
           <w:sz w:val="48"/>
           <w:szCs w:val="48"/>
         </w:rPr>
-        <w:t>AHMED MOHAMED ABDO</w:t>
+        <w:t xml:space="preserve">AHMED MOHAMED ABDO</w:t>
       </w:r>
     </w:p>
     <w:p>
@@ -44,7 +44,7 @@
           <w:sz w:val="18"/>
           <w:szCs w:val="18"/>
         </w:rPr>
-        <w:t>|</w:t>
+        <w:t xml:space="preserve">|</w:t>
       </w:r>
       <w:r>
         <w:rPr>
@@ -54,7 +54,7 @@
         </w:rPr>
         <w:t xml:space="preserve"> </w:t>
       </w:r>
-      <w:hyperlink r:id="rId6" w:history="1">
+      <w:hyperlink r:id="rId1" w:history="1">
         <w:r>
           <w:rPr>
             <w:rFonts w:ascii="Calibri" w:hAnsi="Calibri"/>
@@ -63,27 +63,7 @@
             <w:szCs w:val="18"/>
             <w:shd w:val="clear" w:color="auto" w:fill="DFF1FE"/>
           </w:rPr>
-          <w:t xml:space="preserve"> ahmed@mohamed-abdo.</w:t>
-        </w:r>
-        <w:r>
-          <w:rPr>
-            <w:rFonts w:ascii="Calibri" w:hAnsi="Calibri"/>
-            <w:color w:val="000000"/>
-            <w:sz w:val="18"/>
-            <w:szCs w:val="18"/>
-            <w:shd w:val="clear" w:color="auto" w:fill="DFF1FE"/>
-          </w:rPr>
-          <w:t>me</w:t>
-        </w:r>
-        <w:r>
-          <w:rPr>
-            <w:rFonts w:ascii="Calibri" w:hAnsi="Calibri"/>
-            <w:color w:val="000000"/>
-            <w:sz w:val="18"/>
-            <w:szCs w:val="18"/>
-            <w:shd w:val="clear" w:color="auto" w:fill="DFF1FE"/>
-          </w:rPr>
-          <w:t xml:space="preserve"> </w:t>
+          <w:t xml:space="preserve"> ahmed@mohamed-abdo.me </w:t>
         </w:r>
       </w:hyperlink>
       <w:r>
@@ -102,7 +82,7 @@
           <w:sz w:val="18"/>
           <w:szCs w:val="18"/>
         </w:rPr>
-        <w:t>|</w:t>
+        <w:t xml:space="preserve">|</w:t>
       </w:r>
       <w:r>
         <w:rPr>
@@ -112,7 +92,7 @@
         </w:rPr>
         <w:t xml:space="preserve"> </w:t>
       </w:r>
-      <w:hyperlink r:id="rId7" w:history="1">
+      <w:hyperlink r:id="rId2" w:history="1">
         <w:r>
           <w:rPr>
             <w:rFonts w:ascii="Calibri" w:hAnsi="Calibri"/>
@@ -140,7 +120,7 @@
           <w:sz w:val="18"/>
           <w:szCs w:val="18"/>
         </w:rPr>
-        <w:t>|</w:t>
+        <w:t xml:space="preserve">|</w:t>
       </w:r>
       <w:r>
         <w:rPr>
@@ -150,7 +130,7 @@
         </w:rPr>
         <w:t xml:space="preserve"> </w:t>
       </w:r>
-      <w:hyperlink r:id="rId8" w:history="1">
+      <w:hyperlink r:id="rId3" w:history="1">
         <w:r>
           <w:rPr>
             <w:rFonts w:ascii="Calibri" w:hAnsi="Calibri"/>
@@ -164,7 +144,7 @@
       </w:hyperlink>
       <w:r>
         <w:rPr>
-          <w:rFonts w:ascii="Calibri" w:eastAsia="Calibri" w:hAnsi="Calibri" w:cs="Calibri"/>
+          <w:rFonts w:ascii="Calibri" w:hAnsi="Calibri" w:eastAsia="Calibri" w:cs="Calibri"/>
           <w:sz w:val="18"/>
           <w:szCs w:val="18"/>
         </w:rPr>
@@ -178,7 +158,7 @@
           <w:sz w:val="18"/>
           <w:szCs w:val="18"/>
         </w:rPr>
-        <w:t>|</w:t>
+        <w:t xml:space="preserve">|</w:t>
       </w:r>
       <w:r>
         <w:rPr>
@@ -199,14 +179,14 @@
       </w:pPr>
       <w:r>
         <w:rPr>
-          <w:rFonts w:ascii="Calibri" w:eastAsia="Calibri" w:hAnsi="Calibri" w:cs="Calibri"/>
+          <w:rFonts w:ascii="Calibri" w:hAnsi="Calibri" w:eastAsia="Calibri" w:cs="Calibri"/>
           <w:b/>
           <w:bCs/>
           <w:color w:val="000000"/>
           <w:sz w:val="24"/>
           <w:szCs w:val="24"/>
         </w:rPr>
-        <w:t>OBJECTIVE</w:t>
+        <w:t xml:space="preserve">OBJECTIVE</w:t>
       </w:r>
     </w:p>
     <w:p>
@@ -216,26 +196,26 @@
       </w:pPr>
       <w:r>
         <w:rPr>
-          <w:rFonts w:ascii="Calibri" w:eastAsia="Calibri" w:hAnsi="Calibri" w:cs="Calibri"/>
+          <w:rFonts w:ascii="Calibri" w:hAnsi="Calibri" w:eastAsia="Calibri" w:cs="Calibri"/>
           <w:color w:val="000000"/>
         </w:rPr>
         <w:t xml:space="preserve">Ambitious second-year FCAI student with a solid logical foundation in C++ and Object-Oriented Programming. Passionate about algorithmic problem-solving and currently focusing on Mobile Application Development using </w:t>
       </w:r>
       <w:r>
         <w:rPr>
-          <w:rFonts w:ascii="Calibri" w:eastAsia="Calibri" w:hAnsi="Calibri" w:cs="Calibri"/>
-          <w:b/>
-          <w:bCs/>
-          <w:color w:val="000000"/>
-        </w:rPr>
-        <w:t>Flutter</w:t>
-      </w:r>
-      <w:r>
-        <w:rPr>
-          <w:rFonts w:ascii="Calibri" w:eastAsia="Calibri" w:hAnsi="Calibri" w:cs="Calibri"/>
-          <w:color w:val="000000"/>
-        </w:rPr>
-        <w:t>. Seeking to apply my academic knowledge, logical skills, and continuous learning to contribute to real-world software projects and grow as a professional developer.</w:t>
+          <w:rFonts w:ascii="Calibri" w:hAnsi="Calibri" w:eastAsia="Calibri" w:cs="Calibri"/>
+          <w:b/>
+          <w:bCs/>
+          <w:color w:val="000000"/>
+        </w:rPr>
+        <w:t xml:space="preserve">Flutter</w:t>
+      </w:r>
+      <w:r>
+        <w:rPr>
+          <w:rFonts w:ascii="Calibri" w:hAnsi="Calibri" w:eastAsia="Calibri" w:cs="Calibri"/>
+          <w:color w:val="000000"/>
+        </w:rPr>
+        <w:t xml:space="preserve">. Seeking to apply my academic knowledge, logical skills, and continuous learning to contribute to real-world software projects and grow as a professional developer.</w:t>
       </w:r>
     </w:p>
     <w:p>
@@ -248,14 +228,14 @@
       </w:pPr>
       <w:r>
         <w:rPr>
-          <w:rFonts w:ascii="Calibri" w:eastAsia="Calibri" w:hAnsi="Calibri" w:cs="Calibri"/>
+          <w:rFonts w:ascii="Calibri" w:hAnsi="Calibri" w:eastAsia="Calibri" w:cs="Calibri"/>
           <w:b/>
           <w:bCs/>
           <w:color w:val="000000"/>
           <w:sz w:val="24"/>
           <w:szCs w:val="24"/>
         </w:rPr>
-        <w:t>EDUCATION</w:t>
+        <w:t xml:space="preserve">EDUCATION</w:t>
       </w:r>
     </w:p>
     <w:p>
@@ -267,20 +247,20 @@
       </w:pPr>
       <w:r>
         <w:rPr>
-          <w:rFonts w:ascii="Calibri" w:eastAsia="Calibri" w:hAnsi="Calibri" w:cs="Calibri"/>
-          <w:b/>
-          <w:bCs/>
-          <w:color w:val="000000"/>
-        </w:rPr>
-        <w:t>Faculty of Computers and Information, South Valley National University (Qena)</w:t>
-      </w:r>
-      <w:r>
-        <w:rPr>
-          <w:rFonts w:ascii="Calibri" w:eastAsia="Calibri" w:hAnsi="Calibri" w:cs="Calibri"/>
+          <w:rFonts w:ascii="Calibri" w:hAnsi="Calibri" w:eastAsia="Calibri" w:cs="Calibri"/>
+          <w:b/>
+          <w:bCs/>
+          <w:color w:val="000000"/>
+        </w:rPr>
+        <w:t xml:space="preserve">Faculty of Computers and Information, South Valley National University (Qena)</w:t>
+      </w:r>
+      <w:r>
+        <w:rPr>
+          <w:rFonts w:ascii="Calibri" w:hAnsi="Calibri" w:eastAsia="Calibri" w:cs="Calibri"/>
           <w:color w:val="000000"/>
         </w:rPr>
         <w:tab/>
-        <w:t>Expected 2028</w:t>
+        <w:t xml:space="preserve">Expected 2028</w:t>
       </w:r>
     </w:p>
     <w:p>
@@ -289,10 +269,10 @@
       </w:pPr>
       <w:r>
         <w:rPr>
-          <w:rFonts w:ascii="Calibri" w:eastAsia="Calibri" w:hAnsi="Calibri" w:cs="Calibri"/>
-          <w:color w:val="000000"/>
-        </w:rPr>
-        <w:t>Second-Year Student</w:t>
+          <w:rFonts w:ascii="Calibri" w:hAnsi="Calibri" w:eastAsia="Calibri" w:cs="Calibri"/>
+          <w:color w:val="000000"/>
+        </w:rPr>
+        <w:t xml:space="preserve">Second-Year Student</w:t>
       </w:r>
     </w:p>
     <w:p>
@@ -305,93 +285,550 @@
       </w:pPr>
       <w:r>
         <w:rPr>
-          <w:rFonts w:ascii="Calibri" w:eastAsia="Calibri" w:hAnsi="Calibri" w:cs="Calibri"/>
+          <w:rFonts w:ascii="Calibri" w:hAnsi="Calibri" w:eastAsia="Calibri" w:cs="Calibri"/>
           <w:b/>
           <w:bCs/>
           <w:color w:val="000000"/>
           <w:sz w:val="24"/>
           <w:szCs w:val="24"/>
         </w:rPr>
-        <w:t>KEY PROJECTS</w:t>
+        <w:t xml:space="preserve">KEY PROJECTS</w:t>
       </w:r>
     </w:p>
     <w:p>
       <w:pPr>
         <w:spacing w:before="35" w:after="10"/>
       </w:pPr>
-      <w:r>
-        <w:rPr>
-          <w:rFonts w:ascii="Calibri" w:eastAsia="Calibri" w:hAnsi="Calibri" w:cs="Calibri"/>
-          <w:b/>
-          <w:bCs/>
-          <w:color w:val="000000"/>
-        </w:rPr>
-        <w:t>Al-Minshawi Quran App | Flutter, Dart</w:t>
-      </w:r>
-    </w:p>
-    <w:p>
-      <w:pPr>
-        <w:pStyle w:val="ListParagraph"/>
-        <w:numPr>
-          <w:ilvl w:val="0"/>
-          <w:numId w:val="2"/>
-        </w:numPr>
-        <w:spacing w:before="10" w:after="10"/>
-      </w:pPr>
-      <w:r>
-        <w:rPr>
-          <w:rFonts w:ascii="Calibri" w:eastAsia="Calibri" w:hAnsi="Calibri" w:cs="Calibri"/>
-          <w:color w:val="000000"/>
-        </w:rPr>
-        <w:t>Developed a cross-platform mobile application for listening to Quran recitations.</w:t>
-      </w:r>
-    </w:p>
-    <w:p>
-      <w:pPr>
-        <w:pStyle w:val="ListParagraph"/>
-        <w:numPr>
-          <w:ilvl w:val="0"/>
-          <w:numId w:val="2"/>
-        </w:numPr>
-        <w:spacing w:before="10" w:after="10"/>
-      </w:pPr>
-      <w:r>
-        <w:rPr>
-          <w:rFonts w:ascii="Calibri" w:eastAsia="Calibri" w:hAnsi="Calibri" w:cs="Calibri"/>
-          <w:color w:val="000000"/>
-        </w:rPr>
-        <w:t>Implemented state management and optimized audio playback for a seamless user experience.</w:t>
-      </w:r>
-    </w:p>
-    <w:p>
-      <w:pPr>
-        <w:pStyle w:val="ListParagraph"/>
-        <w:numPr>
-          <w:ilvl w:val="0"/>
-          <w:numId w:val="2"/>
-        </w:numPr>
-        <w:spacing w:before="10" w:after="10"/>
-      </w:pPr>
-      <w:r>
-        <w:rPr>
-          <w:rFonts w:ascii="Calibri" w:eastAsia="Calibri" w:hAnsi="Calibri" w:cs="Calibri"/>
-          <w:color w:val="000000"/>
-        </w:rPr>
-        <w:t>Successfully published and distributed the app on APKPure.</w:t>
-      </w:r>
-    </w:p>
-    <w:p>
-      <w:pPr>
-        <w:pStyle w:val="ListParagraph"/>
-        <w:numPr>
-          <w:ilvl w:val="0"/>
-          <w:numId w:val="2"/>
-        </w:numPr>
-        <w:spacing w:before="10" w:after="10"/>
-      </w:pPr>
-      <w:r>
-        <w:rPr>
-          <w:rFonts w:ascii="Calibri" w:eastAsia="Calibri" w:hAnsi="Calibri" w:cs="Calibri"/>
+    </w:p>
+    <w:p>
+      <w:pPr>
+        <w:spacing w:before="35" w:after="10"/>
+      </w:pPr>
+      <w:r>
+        <w:rPr>
+          <w:rFonts w:ascii="Calibri" w:hAnsi="Calibri" w:eastAsia="Calibri" w:cs="Calibri"/>
+          <w:b/>
+          <w:bCs/>
+          <w:color w:val="000000"/>
+        </w:rPr>
+        <w:t xml:space="preserve">Al-Minshawi Quran App | Flutter, Dart</w:t>
+      </w:r>
+    </w:p>
+    <w:p>
+      <w:pPr>
+        <w:pStyle w:val="ListParagraph"/>
+        <w:numPr>
+          <w:ilvl w:val="0"/>
+          <w:numId w:val="2"/>
+        </w:numPr>
+        <w:spacing w:before="10" w:after="10"/>
+      </w:pPr>
+      <w:r>
+        <w:rPr>
+          <w:rFonts w:ascii="Calibri" w:hAnsi="Calibri" w:eastAsia="Calibri" w:cs="Calibri"/>
+          <w:color w:val="000000"/>
+        </w:rPr>
+        <w:t xml:space="preserve">Developed a cross-platform mobile application for listening to Quran recitations.</w:t>
+      </w:r>
+    </w:p>
+    <w:p>
+      <w:pPr>
+        <w:pStyle w:val="ListParagraph"/>
+        <w:numPr>
+          <w:ilvl w:val="0"/>
+          <w:numId w:val="2"/>
+        </w:numPr>
+        <w:spacing w:before="10" w:after="10"/>
+      </w:pPr>
+      <w:r>
+        <w:rPr>
+          <w:rFonts w:ascii="Calibri" w:hAnsi="Calibri" w:eastAsia="Calibri" w:cs="Calibri"/>
+          <w:color w:val="000000"/>
+        </w:rPr>
+        <w:t xml:space="preserve">Implemented state management and optimized audio playback for a seamless user experience.</w:t>
+      </w:r>
+    </w:p>
+    <w:p>
+      <w:pPr>
+        <w:pStyle w:val="ListParagraph"/>
+        <w:numPr>
+          <w:ilvl w:val="0"/>
+          <w:numId w:val="2"/>
+        </w:numPr>
+        <w:spacing w:before="10" w:after="10"/>
+      </w:pPr>
+      <w:r>
+        <w:rPr>
+          <w:rFonts w:ascii="Calibri" w:hAnsi="Calibri" w:eastAsia="Calibri" w:cs="Calibri"/>
+          <w:color w:val="000000"/>
+        </w:rPr>
+        <w:t xml:space="preserve">Successfully published and distributed the app on APKPure.</w:t>
+      </w:r>
+    </w:p>
+    <w:p>
+      <w:pPr>
+        <w:pStyle w:val="ListParagraph"/>
+        <w:numPr>
+          <w:ilvl w:val="0"/>
+          <w:numId w:val="2"/>
+        </w:numPr>
+        <w:spacing w:before="10" w:after="10"/>
+      </w:pPr>
+      <w:r>
+        <w:rPr>
+          <w:rFonts w:ascii="Calibri" w:hAnsi="Calibri" w:eastAsia="Calibri" w:cs="Calibri"/>
+          <w:b/>
+          <w:bCs/>
+          <w:color w:val="000000"/>
+        </w:rPr>
+        <w:t xml:space="preserve">GitHub: </w:t>
+      </w:r>
+      <w:hyperlink r:id="rId4" w:history="1">
+        <w:r>
+          <w:rPr>
+            <w:rFonts w:ascii="Calibri" w:hAnsi="Calibri" w:eastAsia="Calibri" w:cs="Calibri"/>
+            <w:color w:val="1155CC"/>
+            <w:u w:val="single"/>
+            <w:shd w:val="clear" w:color="auto" w:fill="FFFFFF"/>
+          </w:rPr>
+          <w:t xml:space="preserve">github.com/a7mdabdoo/minshawi-recitations-app</w:t>
+        </w:r>
+      </w:hyperlink>
+    </w:p>
+    <w:p>
+      <w:pPr>
+        <w:spacing w:before="35" w:after="10"/>
+      </w:pPr>
+      <w:r>
+        <w:rPr>
+          <w:rFonts w:ascii="Calibri" w:hAnsi="Calibri" w:eastAsia="Calibri" w:cs="Calibri"/>
+          <w:b/>
+          <w:bCs/>
+          <w:color w:val="000000"/>
+        </w:rPr>
+        <w:t xml:space="preserve">File-Based Database Manager | Dart</w:t>
+      </w:r>
+    </w:p>
+    <w:p>
+      <w:pPr>
+        <w:pStyle w:val="ListParagraph"/>
+        <w:numPr>
+          <w:ilvl w:val="0"/>
+          <w:numId w:val="2"/>
+        </w:numPr>
+        <w:spacing w:before="10" w:after="10"/>
+      </w:pPr>
+      <w:r>
+        <w:rPr>
+          <w:rFonts w:ascii="Calibri" w:hAnsi="Calibri" w:eastAsia="Calibri" w:cs="Calibri"/>
+          <w:color w:val="000000"/>
+        </w:rPr>
+        <w:t xml:space="preserve">Built a CLI tool executing full CRUD (Create, Read, Update, Delete) operations.</w:t>
+      </w:r>
+    </w:p>
+    <w:p>
+      <w:pPr>
+        <w:pStyle w:val="ListParagraph"/>
+        <w:numPr>
+          <w:ilvl w:val="0"/>
+          <w:numId w:val="2"/>
+        </w:numPr>
+        <w:spacing w:before="10" w:after="10"/>
+      </w:pPr>
+      <w:r>
+        <w:rPr>
+          <w:rFonts w:ascii="Calibri" w:hAnsi="Calibri" w:eastAsia="Calibri" w:cs="Calibri"/>
+          <w:color w:val="000000"/>
+        </w:rPr>
+        <w:t xml:space="preserve">Improved data handling efficiency and persistence using CSV files and JSON decoding.</w:t>
+      </w:r>
+    </w:p>
+    <w:p>
+      <w:pPr>
+        <w:pStyle w:val="ListParagraph"/>
+        <w:numPr>
+          <w:ilvl w:val="0"/>
+          <w:numId w:val="2"/>
+        </w:numPr>
+        <w:spacing w:before="10" w:after="10"/>
+      </w:pPr>
+      <w:r>
+        <w:rPr>
+          <w:rFonts w:ascii="Calibri" w:hAnsi="Calibri" w:eastAsia="Calibri" w:cs="Calibri"/>
+          <w:b/>
+          <w:bCs/>
+          <w:color w:val="000000"/>
+        </w:rPr>
+        <w:t xml:space="preserve">GitHub: </w:t>
+      </w:r>
+      <w:hyperlink r:id="rId5" w:history="1">
+        <w:r>
+          <w:rPr>
+            <w:rFonts w:ascii="Calibri" w:hAnsi="Calibri" w:eastAsia="Calibri" w:cs="Calibri"/>
+            <w:color w:val="1155CC"/>
+            <w:u w:val="single"/>
+            <w:shd w:val="clear" w:color="auto" w:fill="FFFFFF"/>
+          </w:rPr>
+          <w:t xml:space="preserve">github.com/A7Md3BD0/Database-By-dart</w:t>
+        </w:r>
+      </w:hyperlink>
+    </w:p>
+    <w:p>
+      <w:pPr>
+        <w:spacing w:before="35" w:after="10"/>
+      </w:pPr>
+      <w:r>
+        <w:rPr>
+          <w:rFonts w:ascii="Calibri" w:hAnsi="Calibri" w:eastAsia="Calibri" w:cs="Calibri"/>
+          <w:b/>
+          <w:bCs/>
+          <w:color w:val="000000"/>
+        </w:rPr>
+        <w:t xml:space="preserve">OOP Task Management System | Python</w:t>
+      </w:r>
+    </w:p>
+    <w:p>
+      <w:pPr>
+        <w:pStyle w:val="ListParagraph"/>
+        <w:numPr>
+          <w:ilvl w:val="0"/>
+          <w:numId w:val="2"/>
+        </w:numPr>
+        <w:spacing w:before="10" w:after="10"/>
+      </w:pPr>
+      <w:r>
+        <w:rPr>
+          <w:rFonts w:ascii="Calibri" w:hAnsi="Calibri" w:eastAsia="Calibri" w:cs="Calibri"/>
+          <w:color w:val="000000"/>
+        </w:rPr>
+        <w:t xml:space="preserve">Developed a CLI task manager using Object-Oriented Programming (OOP) concepts.</w:t>
+      </w:r>
+    </w:p>
+    <w:p>
+      <w:pPr>
+        <w:pStyle w:val="ListParagraph"/>
+        <w:numPr>
+          <w:ilvl w:val="0"/>
+          <w:numId w:val="2"/>
+        </w:numPr>
+        <w:spacing w:before="10" w:after="10"/>
+      </w:pPr>
+      <w:r>
+        <w:rPr>
+          <w:rFonts w:ascii="Calibri" w:hAnsi="Calibri" w:eastAsia="Calibri" w:cs="Calibri"/>
+          <w:color w:val="000000"/>
+        </w:rPr>
+        <w:t xml:space="preserve">Automated deadline tracking and task organization utilizing the </w:t>
+      </w:r>
+      <w:r>
+        <w:rPr>
+          <w:rFonts w:ascii="Consolas" w:hAnsi="Consolas" w:eastAsia="Consolas" w:cs="Consolas"/>
+          <w:color w:val="000000"/>
+        </w:rPr>
+        <w:t xml:space="preserve">datetime</w:t>
+      </w:r>
+      <w:r>
+        <w:rPr>
+          <w:rFonts w:ascii="Calibri" w:hAnsi="Calibri" w:eastAsia="Calibri" w:cs="Calibri"/>
+          <w:color w:val="000000"/>
+        </w:rPr>
+        <w:t xml:space="preserve"> module.</w:t>
+      </w:r>
+    </w:p>
+    <w:p>
+      <w:pPr>
+        <w:pStyle w:val="ListParagraph"/>
+        <w:numPr>
+          <w:ilvl w:val="0"/>
+          <w:numId w:val="2"/>
+        </w:numPr>
+        <w:spacing w:before="10" w:after="10"/>
+      </w:pPr>
+      <w:r>
+        <w:rPr>
+          <w:rFonts w:ascii="Calibri" w:hAnsi="Calibri" w:eastAsia="Calibri" w:cs="Calibri"/>
+          <w:b/>
+          <w:bCs/>
+          <w:color w:val="000000"/>
+        </w:rPr>
+        <w:t xml:space="preserve">GitHub: </w:t>
+      </w:r>
+      <w:hyperlink r:id="rId6" w:history="1">
+        <w:r>
+          <w:rPr>
+            <w:rFonts w:ascii="Calibri" w:hAnsi="Calibri" w:eastAsia="Calibri" w:cs="Calibri"/>
+            <w:color w:val="1155CC"/>
+            <w:u w:val="single"/>
+          </w:rPr>
+          <w:t xml:space="preserve">github.com/A7Md3BD0/Task-Management</w:t>
+        </w:r>
+      </w:hyperlink>
+    </w:p>
+    <w:p>
+      <w:pPr>
+        <w:spacing w:before="35" w:after="10"/>
+      </w:pPr>
+      <w:r>
+        <w:rPr>
+          <w:rFonts w:ascii="Calibri" w:hAnsi="Calibri" w:eastAsia="Calibri" w:cs="Calibri"/>
+          <w:b/>
+          <w:bCs/>
+          <w:color w:val="000000"/>
+        </w:rPr>
+        <w:t xml:space="preserve">O</w:t>
+      </w:r>
+      <w:r>
+        <w:t xml:space="preserve"> </w:t>
+      </w:r>
+      <w:r>
+        <w:rPr>
+          <w:rFonts w:ascii="Calibri" w:hAnsi="Calibri" w:eastAsia="Calibri" w:cs="Calibri"/>
+          <w:b/>
+          <w:bCs/>
+          <w:color w:val="000000"/>
+        </w:rPr>
+        <w:t xml:space="preserve">Visual Shark Tank | Python &amp; Streamlit</w:t>
+      </w:r>
+    </w:p>
+    <w:p>
+      <w:pPr>
+        <w:pStyle w:val="ListParagraph"/>
+        <w:numPr>
+          <w:ilvl w:val="0"/>
+          <w:numId w:val="2"/>
+        </w:numPr>
+        <w:spacing w:before="10" w:after="10"/>
+      </w:pPr>
+      <w:r>
+        <w:rPr>
+          <w:rFonts w:ascii="Calibri" w:hAnsi="Calibri" w:eastAsia="Calibri" w:cs="Calibri"/>
+          <w:color w:val="000000"/>
+        </w:rPr>
+        <w:t xml:space="preserve">Developed an interactive data visualization dashboard for investment analytics as the final project for the </w:t>
+      </w:r>
+      <w:r>
+        <w:rPr>
+          <w:rFonts w:ascii="Calibri" w:hAnsi="Calibri" w:eastAsia="Calibri" w:cs="Calibri"/>
+          <w:b/>
+          <w:bCs/>
+          <w:color w:val="000000"/>
+        </w:rPr>
+        <w:t xml:space="preserve">Ministry of Youth’s Code Camp</w:t>
+      </w:r>
+      <w:r>
+        <w:rPr>
+          <w:rFonts w:ascii="Calibri" w:hAnsi="Calibri" w:eastAsia="Calibri" w:cs="Calibri"/>
+          <w:color w:val="000000"/>
+        </w:rPr>
+        <w:t xml:space="preserve"> initiative</w:t>
+      </w:r>
+      <w:r>
+        <w:rPr>
+          <w:rFonts w:ascii="Calibri" w:hAnsi="Calibri" w:eastAsia="Calibri" w:cs="Calibri"/>
+          <w:color w:val="000000"/>
+          <w:rtl/>
+        </w:rPr>
+        <w:t xml:space="preserve">.</w:t>
+      </w:r>
+    </w:p>
+    <w:p>
+      <w:pPr>
+        <w:pStyle w:val="ListParagraph"/>
+        <w:numPr>
+          <w:ilvl w:val="0"/>
+          <w:numId w:val="2"/>
+        </w:numPr>
+        <w:spacing w:before="10" w:after="10"/>
+      </w:pPr>
+      <w:r>
+        <w:rPr>
+          <w:rFonts w:ascii="Calibri" w:hAnsi="Calibri" w:eastAsia="Calibri" w:cs="Calibri"/>
+          <w:color w:val="000000"/>
+        </w:rPr>
+        <w:t xml:space="preserve">Utilized </w:t>
+      </w:r>
+      <w:r>
+        <w:rPr>
+          <w:rFonts w:ascii="Calibri" w:hAnsi="Calibri" w:eastAsia="Calibri" w:cs="Calibri"/>
+          <w:b/>
+          <w:bCs/>
+          <w:color w:val="000000"/>
+        </w:rPr>
+        <w:t xml:space="preserve">Pandas</w:t>
+      </w:r>
+      <w:r>
+        <w:rPr>
+          <w:rFonts w:ascii="Calibri" w:hAnsi="Calibri" w:eastAsia="Calibri" w:cs="Calibri"/>
+          <w:color w:val="000000"/>
+        </w:rPr>
+        <w:t xml:space="preserve"> for data processing and </w:t>
+      </w:r>
+      <w:r>
+        <w:rPr>
+          <w:rFonts w:ascii="Calibri" w:hAnsi="Calibri" w:eastAsia="Calibri" w:cs="Calibri"/>
+          <w:b/>
+          <w:bCs/>
+          <w:color w:val="000000"/>
+        </w:rPr>
+        <w:t xml:space="preserve">Streamlit</w:t>
+      </w:r>
+      <w:r>
+        <w:rPr>
+          <w:rFonts w:ascii="Calibri" w:hAnsi="Calibri" w:eastAsia="Calibri" w:cs="Calibri"/>
+          <w:color w:val="000000"/>
+        </w:rPr>
+        <w:t xml:space="preserve"> to transform raw datasets into actionable visual insights.</w:t>
+      </w:r>
+    </w:p>
+    <w:p>
+      <w:pPr>
+        <w:pStyle w:val="ListParagraph"/>
+        <w:numPr>
+          <w:ilvl w:val="0"/>
+          <w:numId w:val="2"/>
+        </w:numPr>
+        <w:spacing w:before="10" w:after="10"/>
+      </w:pPr>
+      <w:r>
+        <w:rPr>
+          <w:rFonts w:ascii="Calibri" w:hAnsi="Calibri" w:eastAsia="Calibri" w:cs="Calibri"/>
+          <w:b/>
+          <w:bCs/>
+          <w:color w:val="000000"/>
+        </w:rPr>
+        <w:t xml:space="preserve">GitHub: </w:t>
+      </w:r>
+      <w:hyperlink r:id="rId7" w:history="1">
+        <w:r>
+          <w:rPr>
+            <w:rFonts w:ascii="Calibri" w:hAnsi="Calibri" w:eastAsia="Calibri" w:cs="Calibri"/>
+            <w:color w:val="1155CC"/>
+            <w:u w:val="single"/>
+          </w:rPr>
+          <w:t xml:space="preserve">github.com/A7Md3BD0/Visual-Shark-Tank</w:t>
+        </w:r>
+      </w:hyperlink>
+    </w:p>
+    <w:p>
+      <w:pPr>
+        <w:spacing w:before="35" w:after="10"/>
+      </w:pPr>
+      <w:r>
+        <w:rPr>
+          <w:rFonts w:ascii="Calibri" w:hAnsi="Calibri" w:eastAsia="Calibri" w:cs="Calibri"/>
+          <w:b/>
+          <w:bCs/>
+          <w:color w:val="000000"/>
+        </w:rPr>
+        <w:t xml:space="preserve">LinkedIn UI Clone (Team Project) | HTML, CSS, JS, Bootstrap</w:t>
+      </w:r>
+    </w:p>
+    <w:p>
+      <w:pPr>
+        <w:pStyle w:val="ListParagraph"/>
+        <w:numPr>
+          <w:ilvl w:val="0"/>
+          <w:numId w:val="2"/>
+        </w:numPr>
+        <w:spacing w:before="10" w:after="10"/>
+      </w:pPr>
+      <w:r>
+        <w:rPr>
+          <w:rFonts w:ascii="Calibri" w:hAnsi="Calibri" w:eastAsia="Calibri" w:cs="Calibri"/>
+          <w:color w:val="000000"/>
+        </w:rPr>
+        <w:t xml:space="preserve">Collaborated in a team environment to build a fully responsive front-end LinkedIn clone.</w:t>
+      </w:r>
+    </w:p>
+    <w:p>
+      <w:pPr>
+        <w:pStyle w:val="ListParagraph"/>
+        <w:numPr>
+          <w:ilvl w:val="0"/>
+          <w:numId w:val="2"/>
+        </w:numPr>
+        <w:spacing w:before="10" w:after="10"/>
+      </w:pPr>
+      <w:r>
+        <w:rPr>
+          <w:rFonts w:ascii="Calibri" w:hAnsi="Calibri" w:eastAsia="Calibri" w:cs="Calibri"/>
+          <w:color w:val="000000"/>
+        </w:rPr>
+        <w:t xml:space="preserve">Delivered as the final graduation project for the Creativa Web Track.</w:t>
+      </w:r>
+    </w:p>
+    <w:p>
+      <w:pPr>
+        <w:pStyle w:val="ListParagraph"/>
+        <w:numPr>
+          <w:ilvl w:val="0"/>
+          <w:numId w:val="2"/>
+        </w:numPr>
+        <w:spacing w:before="10" w:after="10"/>
+      </w:pPr>
+      <w:r>
+        <w:rPr>
+          <w:rFonts w:ascii="Calibri" w:hAnsi="Calibri" w:eastAsia="Calibri" w:cs="Calibri"/>
+          <w:b/>
+          <w:bCs/>
+          <w:color w:val="000000"/>
+        </w:rPr>
+        <w:t xml:space="preserve">GitHub: </w:t>
+      </w:r>
+      <w:hyperlink r:id="rId8" w:history="1">
+        <w:r>
+          <w:rPr>
+            <w:rFonts w:ascii="Calibri" w:hAnsi="Calibri" w:eastAsia="Calibri" w:cs="Calibri"/>
+            <w:color w:val="1155CC"/>
+            <w:u w:val="single"/>
+          </w:rPr>
+          <w:t xml:space="preserve">github.com/A7Md3BD0/final-project</w:t>
+        </w:r>
+      </w:hyperlink>
+    </w:p>
+    <w:p>
+      <w:pPr>
+        <w:spacing w:before="35" w:after="10"/>
+      </w:pPr>
+      <w:r>
+        <w:rPr>
+          <w:rFonts w:ascii="Calibri" w:hAnsi="Calibri" w:eastAsia="Calibri" w:cs="Calibri"/>
+          <w:b/>
+          <w:bCs/>
+          <w:color w:val="000000"/>
+        </w:rPr>
+        <w:t xml:space="preserve">Twitter Interface Clone | HTML, CSS</w:t>
+      </w:r>
+    </w:p>
+    <w:p>
+      <w:pPr>
+        <w:pStyle w:val="ListParagraph"/>
+        <w:numPr>
+          <w:ilvl w:val="0"/>
+          <w:numId w:val="2"/>
+        </w:numPr>
+        <w:spacing w:before="10" w:after="10"/>
+      </w:pPr>
+      <w:r>
+        <w:rPr>
+          <w:rFonts w:ascii="Calibri" w:hAnsi="Calibri" w:eastAsia="Calibri" w:cs="Calibri"/>
+          <w:color w:val="000000"/>
+        </w:rPr>
+        <w:t xml:space="preserve">Independently designed a static front-end Twitter clone to solidify foundational web design principles.</w:t>
+      </w:r>
+    </w:p>
+    <w:p>
+      <w:pPr>
+        <w:pStyle w:val="ListParagraph"/>
+        <w:numPr>
+          <w:ilvl w:val="0"/>
+          <w:numId w:val="2"/>
+        </w:numPr>
+        <w:spacing w:before="10" w:after="10"/>
+      </w:pPr>
+      <w:r>
+        <w:rPr>
+          <w:rFonts w:ascii="Calibri" w:hAnsi="Calibri" w:eastAsia="Calibri" w:cs="Calibri"/>
           <w:b/>
           <w:bCs/>
           <w:color w:val="000000"/>
@@ -401,12 +838,11 @@
       <w:hyperlink r:id="rId9" w:history="1">
         <w:r>
           <w:rPr>
-            <w:rFonts w:ascii="Calibri" w:eastAsia="Calibri" w:hAnsi="Calibri" w:cs="Calibri"/>
+            <w:rFonts w:ascii="Calibri" w:hAnsi="Calibri" w:eastAsia="Calibri" w:cs="Calibri"/>
             <w:color w:val="1155CC"/>
             <w:u w:val="single"/>
-            <w:shd w:val="clear" w:color="auto" w:fill="FFFFFF" w:themeFill="background1"/>
           </w:rPr>
-          <w:t>github.com/a7mdabdoo/minshawi-recitations-app</w:t>
+          <w:t xml:space="preserve">github.com/A7Md3BD0/clone-Twitter</w:t>
         </w:r>
       </w:hyperlink>
     </w:p>
@@ -416,564 +852,74 @@
       </w:pPr>
       <w:r>
         <w:rPr>
-          <w:rFonts w:ascii="Calibri" w:eastAsia="Calibri" w:hAnsi="Calibri" w:cs="Calibri"/>
-          <w:b/>
-          <w:bCs/>
-          <w:color w:val="000000"/>
-        </w:rPr>
-        <w:t>File-Based Database Manager | Dart</w:t>
-      </w:r>
-    </w:p>
-    <w:p>
-      <w:pPr>
-        <w:pStyle w:val="ListParagraph"/>
-        <w:numPr>
-          <w:ilvl w:val="0"/>
-          <w:numId w:val="2"/>
-        </w:numPr>
-        <w:spacing w:before="10" w:after="10"/>
-      </w:pPr>
-      <w:r>
-        <w:rPr>
-          <w:rFonts w:ascii="Calibri" w:eastAsia="Calibri" w:hAnsi="Calibri" w:cs="Calibri"/>
-          <w:color w:val="000000"/>
-        </w:rPr>
-        <w:t>Built a CLI tool executing full CRUD (Create, Read, Update, Delete) operations.</w:t>
-      </w:r>
-    </w:p>
-    <w:p>
-      <w:pPr>
-        <w:pStyle w:val="ListParagraph"/>
-        <w:numPr>
-          <w:ilvl w:val="0"/>
-          <w:numId w:val="2"/>
-        </w:numPr>
-        <w:spacing w:before="10" w:after="10"/>
-      </w:pPr>
-      <w:r>
-        <w:rPr>
-          <w:rFonts w:ascii="Calibri" w:eastAsia="Calibri" w:hAnsi="Calibri" w:cs="Calibri"/>
-          <w:color w:val="000000"/>
-        </w:rPr>
-        <w:t>Improved data handling efficiency and persistence using CSV files and JSON decoding.</w:t>
-      </w:r>
-    </w:p>
-    <w:p>
-      <w:pPr>
-        <w:pStyle w:val="ListParagraph"/>
-        <w:numPr>
-          <w:ilvl w:val="0"/>
-          <w:numId w:val="2"/>
-        </w:numPr>
-        <w:spacing w:before="10" w:after="10"/>
-      </w:pPr>
-      <w:r>
-        <w:rPr>
-          <w:rFonts w:ascii="Calibri" w:eastAsia="Calibri" w:hAnsi="Calibri" w:cs="Calibri"/>
-          <w:b/>
-          <w:bCs/>
-          <w:color w:val="000000"/>
-        </w:rPr>
-        <w:t xml:space="preserve">GitHub: </w:t>
+          <w:rFonts w:ascii="Calibri" w:hAnsi="Calibri" w:eastAsia="Calibri" w:cs="Calibri"/>
+          <w:b/>
+          <w:bCs/>
+          <w:color w:val="000000"/>
+        </w:rPr>
+        <w:t xml:space="preserve">Alfjr Academy | WordPress &amp; Graphic Design</w:t>
+      </w:r>
+    </w:p>
+    <w:p>
+      <w:pPr>
+        <w:pStyle w:val="ListParagraph"/>
+        <w:numPr>
+          <w:ilvl w:val="0"/>
+          <w:numId w:val="2"/>
+        </w:numPr>
+        <w:spacing w:before="10" w:after="10"/>
+      </w:pPr>
+      <w:r>
+        <w:rPr>
+          <w:rFonts w:ascii="Calibri" w:hAnsi="Calibri" w:eastAsia="Calibri" w:cs="Calibri"/>
+          <w:color w:val="000000"/>
+        </w:rPr>
+        <w:t xml:space="preserve">Developed a fully functional educational platform using WordPress.</w:t>
+      </w:r>
+    </w:p>
+    <w:p>
+      <w:pPr>
+        <w:pStyle w:val="ListParagraph"/>
+        <w:numPr>
+          <w:ilvl w:val="0"/>
+          <w:numId w:val="2"/>
+        </w:numPr>
+        <w:spacing w:before="10" w:after="10"/>
+      </w:pPr>
+      <w:r>
+        <w:rPr>
+          <w:rFonts w:ascii="Calibri" w:hAnsi="Calibri" w:eastAsia="Calibri" w:cs="Calibri"/>
+          <w:color w:val="000000"/>
+        </w:rPr>
+        <w:t xml:space="preserve">Designed customized promotional graphics to enhance user engagement.</w:t>
+      </w:r>
+    </w:p>
+    <w:p>
+      <w:pPr>
+        <w:pStyle w:val="ListParagraph"/>
+        <w:numPr>
+          <w:ilvl w:val="0"/>
+          <w:numId w:val="2"/>
+        </w:numPr>
+        <w:spacing w:before="10" w:after="10"/>
+      </w:pPr>
+      <w:r>
+        <w:rPr>
+          <w:rFonts w:ascii="Calibri" w:hAnsi="Calibri" w:eastAsia="Calibri" w:cs="Calibri"/>
+          <w:b/>
+          <w:bCs/>
+          <w:color w:val="000000"/>
+        </w:rPr>
+        <w:t xml:space="preserve">Website: </w:t>
       </w:r>
       <w:hyperlink r:id="rId10" w:history="1">
         <w:r>
           <w:rPr>
-            <w:rFonts w:ascii="Calibri" w:eastAsia="Calibri" w:hAnsi="Calibri" w:cs="Calibri"/>
-            <w:color w:val="1155CC"/>
-            <w:u w:val="single"/>
-            <w:shd w:val="clear" w:color="auto" w:fill="FFFFFF" w:themeFill="background1"/>
-          </w:rPr>
-          <w:t>github.com/A7Md3BD0/Database-By-dart</w:t>
-        </w:r>
-      </w:hyperlink>
-    </w:p>
-    <w:p>
-      <w:pPr>
-        <w:spacing w:before="35" w:after="10"/>
-      </w:pPr>
-      <w:r>
-        <w:rPr>
-          <w:rFonts w:ascii="Calibri" w:eastAsia="Calibri" w:hAnsi="Calibri" w:cs="Calibri"/>
-          <w:b/>
-          <w:bCs/>
-          <w:color w:val="000000"/>
-        </w:rPr>
-        <w:t>OOP Task Management System | Python</w:t>
-      </w:r>
-    </w:p>
-    <w:p>
-      <w:pPr>
-        <w:pStyle w:val="ListParagraph"/>
-        <w:numPr>
-          <w:ilvl w:val="0"/>
-          <w:numId w:val="2"/>
-        </w:numPr>
-        <w:spacing w:before="10" w:after="10"/>
-      </w:pPr>
-      <w:r>
-        <w:rPr>
-          <w:rFonts w:ascii="Calibri" w:eastAsia="Calibri" w:hAnsi="Calibri" w:cs="Calibri"/>
-          <w:color w:val="000000"/>
-        </w:rPr>
-        <w:t>Developed a CLI task manager using Object-Oriented Programming (OOP) concepts.</w:t>
-      </w:r>
-    </w:p>
-    <w:p>
-      <w:pPr>
-        <w:pStyle w:val="ListParagraph"/>
-        <w:numPr>
-          <w:ilvl w:val="0"/>
-          <w:numId w:val="2"/>
-        </w:numPr>
-        <w:spacing w:before="10" w:after="10"/>
-      </w:pPr>
-      <w:r>
-        <w:rPr>
-          <w:rFonts w:ascii="Calibri" w:eastAsia="Calibri" w:hAnsi="Calibri" w:cs="Calibri"/>
-          <w:color w:val="000000"/>
-        </w:rPr>
-        <w:t xml:space="preserve">Automated deadline tracking and task organization utilizing the </w:t>
-      </w:r>
-      <w:r>
-        <w:rPr>
-          <w:rFonts w:ascii="Consolas" w:eastAsia="Consolas" w:hAnsi="Consolas" w:cs="Consolas"/>
-          <w:color w:val="000000"/>
-        </w:rPr>
-        <w:t>datetime</w:t>
-      </w:r>
-      <w:r>
-        <w:rPr>
-          <w:rFonts w:ascii="Calibri" w:eastAsia="Calibri" w:hAnsi="Calibri" w:cs="Calibri"/>
-          <w:color w:val="000000"/>
-        </w:rPr>
-        <w:t xml:space="preserve"> module.</w:t>
-      </w:r>
-    </w:p>
-    <w:p>
-      <w:pPr>
-        <w:pStyle w:val="ListParagraph"/>
-        <w:numPr>
-          <w:ilvl w:val="0"/>
-          <w:numId w:val="2"/>
-        </w:numPr>
-        <w:spacing w:before="10" w:after="10"/>
-      </w:pPr>
-      <w:r>
-        <w:rPr>
-          <w:rFonts w:ascii="Calibri" w:eastAsia="Calibri" w:hAnsi="Calibri" w:cs="Calibri"/>
-          <w:b/>
-          <w:bCs/>
-          <w:color w:val="000000"/>
-        </w:rPr>
-        <w:t xml:space="preserve">GitHub: </w:t>
-      </w:r>
-      <w:hyperlink r:id="rId11" w:history="1">
-        <w:r>
-          <w:rPr>
-            <w:rFonts w:ascii="Calibri" w:eastAsia="Calibri" w:hAnsi="Calibri" w:cs="Calibri"/>
+            <w:rFonts w:ascii="Calibri" w:hAnsi="Calibri" w:eastAsia="Calibri" w:cs="Calibri"/>
             <w:color w:val="1155CC"/>
             <w:u w:val="single"/>
           </w:rPr>
-          <w:t>github.com/A7Md3BD0/Task-Management</w:t>
-        </w:r>
-      </w:hyperlink>
-    </w:p>
-    <w:p>
-      <w:pPr>
-        <w:spacing w:before="35" w:after="10"/>
-      </w:pPr>
-      <w:r>
-        <w:rPr>
-          <w:rFonts w:ascii="Calibri" w:eastAsia="Calibri" w:hAnsi="Calibri" w:cs="Calibri"/>
-          <w:b/>
-          <w:bCs/>
-          <w:color w:val="000000"/>
-        </w:rPr>
-        <w:t>O</w:t>
-      </w:r>
-      <w:r>
-        <w:t xml:space="preserve"> </w:t>
-      </w:r>
-      <w:r>
-        <w:rPr>
-          <w:rFonts w:ascii="Calibri" w:eastAsia="Calibri" w:hAnsi="Calibri" w:cs="Calibri"/>
-          <w:b/>
-          <w:bCs/>
-          <w:color w:val="000000"/>
-        </w:rPr>
-        <w:t xml:space="preserve">Visual Shark Tank | Python &amp; </w:t>
-      </w:r>
-      <w:proofErr w:type="spellStart"/>
-      <w:r>
-        <w:rPr>
-          <w:rFonts w:ascii="Calibri" w:eastAsia="Calibri" w:hAnsi="Calibri" w:cs="Calibri"/>
-          <w:b/>
-          <w:bCs/>
-          <w:color w:val="000000"/>
-        </w:rPr>
-        <w:t>Streamlit</w:t>
-      </w:r>
-      <w:proofErr w:type="spellEnd"/>
-    </w:p>
-    <w:p>
-      <w:pPr>
-        <w:pStyle w:val="ListParagraph"/>
-        <w:numPr>
-          <w:ilvl w:val="0"/>
-          <w:numId w:val="2"/>
-        </w:numPr>
-        <w:spacing w:before="10" w:after="10"/>
-      </w:pPr>
-      <w:r>
-        <w:rPr>
-          <w:rFonts w:ascii="Calibri" w:eastAsia="Calibri" w:hAnsi="Calibri" w:cs="Calibri"/>
-          <w:color w:val="000000"/>
-        </w:rPr>
-        <w:t xml:space="preserve">Developed an interactive data visualization dashboard for investment analytics as the final project for the </w:t>
-      </w:r>
-      <w:r>
-        <w:rPr>
-          <w:rFonts w:ascii="Calibri" w:eastAsia="Calibri" w:hAnsi="Calibri" w:cs="Calibri"/>
-          <w:b/>
-          <w:bCs/>
-          <w:color w:val="000000"/>
-        </w:rPr>
-        <w:t>Ministry of Youth’s Code Camp</w:t>
-      </w:r>
-      <w:r>
-        <w:rPr>
-          <w:rFonts w:ascii="Calibri" w:eastAsia="Calibri" w:hAnsi="Calibri" w:cs="Calibri"/>
-          <w:color w:val="000000"/>
-        </w:rPr>
-        <w:t xml:space="preserve"> initiative</w:t>
-      </w:r>
-      <w:r>
-        <w:rPr>
-          <w:rFonts w:ascii="Calibri" w:eastAsia="Calibri" w:hAnsi="Calibri" w:cs="Calibri" w:hint="cs"/>
-          <w:color w:val="000000"/>
-          <w:rtl/>
-        </w:rPr>
-        <w:t>.</w:t>
-      </w:r>
-    </w:p>
-    <w:p>
-      <w:pPr>
-        <w:pStyle w:val="ListParagraph"/>
-        <w:numPr>
-          <w:ilvl w:val="0"/>
-          <w:numId w:val="2"/>
-        </w:numPr>
-        <w:spacing w:before="10" w:after="10"/>
-      </w:pPr>
-      <w:r>
-        <w:rPr>
-          <w:rFonts w:ascii="Calibri" w:eastAsia="Calibri" w:hAnsi="Calibri" w:cs="Calibri"/>
-          <w:color w:val="000000"/>
-        </w:rPr>
-        <w:t xml:space="preserve">Utilized </w:t>
-      </w:r>
-      <w:r>
-        <w:rPr>
-          <w:rFonts w:ascii="Calibri" w:eastAsia="Calibri" w:hAnsi="Calibri" w:cs="Calibri"/>
-          <w:b/>
-          <w:bCs/>
-          <w:color w:val="000000"/>
-        </w:rPr>
-        <w:t>Pandas</w:t>
-      </w:r>
-      <w:r>
-        <w:rPr>
-          <w:rFonts w:ascii="Calibri" w:eastAsia="Calibri" w:hAnsi="Calibri" w:cs="Calibri"/>
-          <w:color w:val="000000"/>
-        </w:rPr>
-        <w:t xml:space="preserve"> for data processing and </w:t>
-      </w:r>
-      <w:proofErr w:type="spellStart"/>
-      <w:r>
-        <w:rPr>
-          <w:rFonts w:ascii="Calibri" w:eastAsia="Calibri" w:hAnsi="Calibri" w:cs="Calibri"/>
-          <w:b/>
-          <w:bCs/>
-          <w:color w:val="000000"/>
-        </w:rPr>
-        <w:t>Streamlit</w:t>
-      </w:r>
-      <w:proofErr w:type="spellEnd"/>
-      <w:r>
-        <w:rPr>
-          <w:rFonts w:ascii="Calibri" w:eastAsia="Calibri" w:hAnsi="Calibri" w:cs="Calibri"/>
-          <w:color w:val="000000"/>
-        </w:rPr>
-        <w:t xml:space="preserve"> to transform raw datasets into actionable visual insights</w:t>
-      </w:r>
-      <w:r>
-        <w:rPr>
-          <w:rFonts w:ascii="Calibri" w:eastAsia="Calibri" w:hAnsi="Calibri" w:cs="Calibri"/>
-          <w:color w:val="000000"/>
-        </w:rPr>
-        <w:t>.</w:t>
-      </w:r>
-    </w:p>
-    <w:p>
-      <w:pPr>
-        <w:pStyle w:val="ListParagraph"/>
-        <w:numPr>
-          <w:ilvl w:val="0"/>
-          <w:numId w:val="2"/>
-        </w:numPr>
-        <w:spacing w:before="10" w:after="10"/>
-      </w:pPr>
-      <w:r>
-        <w:rPr>
-          <w:rFonts w:ascii="Calibri" w:eastAsia="Calibri" w:hAnsi="Calibri" w:cs="Calibri"/>
-          <w:b/>
-          <w:bCs/>
-          <w:color w:val="000000"/>
-        </w:rPr>
-        <w:t xml:space="preserve">GitHub: </w:t>
-      </w:r>
-      <w:hyperlink r:id="rId12" w:history="1">
-        <w:r>
-          <w:rPr>
-            <w:rFonts w:ascii="Calibri" w:eastAsia="Calibri" w:hAnsi="Calibri" w:cs="Calibri"/>
-            <w:color w:val="1155CC"/>
-            <w:u w:val="single"/>
-          </w:rPr>
-          <w:t>github.com/A7Md3BD0</w:t>
-        </w:r>
-        <w:r>
-          <w:rPr>
-            <w:rFonts w:ascii="Calibri" w:eastAsia="Calibri" w:hAnsi="Calibri" w:cs="Calibri"/>
-            <w:color w:val="1155CC"/>
-            <w:u w:val="single"/>
-          </w:rPr>
-          <w:t>/Visual-Shark-Tank</w:t>
-        </w:r>
-      </w:hyperlink>
-    </w:p>
-    <w:p>
-      <w:pPr>
-        <w:spacing w:before="35" w:after="10"/>
-      </w:pPr>
-      <w:r>
-        <w:rPr>
-          <w:rFonts w:ascii="Calibri" w:eastAsia="Calibri" w:hAnsi="Calibri" w:cs="Calibri"/>
-          <w:b/>
-          <w:bCs/>
-          <w:color w:val="000000"/>
-        </w:rPr>
-        <w:t>LinkedIn UI Clone (Team Project) | HTML, CSS, JS, Bootstrap</w:t>
-      </w:r>
-    </w:p>
-    <w:p>
-      <w:pPr>
-        <w:pStyle w:val="ListParagraph"/>
-        <w:numPr>
-          <w:ilvl w:val="0"/>
-          <w:numId w:val="2"/>
-        </w:numPr>
-        <w:spacing w:before="10" w:after="10"/>
-      </w:pPr>
-      <w:r>
-        <w:rPr>
-          <w:rFonts w:ascii="Calibri" w:eastAsia="Calibri" w:hAnsi="Calibri" w:cs="Calibri"/>
-          <w:color w:val="000000"/>
-        </w:rPr>
-        <w:t>Collaborated in a team environment to build a fully responsive front-end LinkedIn clone.</w:t>
-      </w:r>
-    </w:p>
-    <w:p>
-      <w:pPr>
-        <w:pStyle w:val="ListParagraph"/>
-        <w:numPr>
-          <w:ilvl w:val="0"/>
-          <w:numId w:val="2"/>
-        </w:numPr>
-        <w:spacing w:before="10" w:after="10"/>
-      </w:pPr>
-      <w:r>
-        <w:rPr>
-          <w:rFonts w:ascii="Calibri" w:eastAsia="Calibri" w:hAnsi="Calibri" w:cs="Calibri"/>
-          <w:color w:val="000000"/>
-        </w:rPr>
-        <w:t>Delivered as the final graduation project for the Creativa Web Track.</w:t>
-      </w:r>
-    </w:p>
-    <w:p>
-      <w:pPr>
-        <w:pStyle w:val="ListParagraph"/>
-        <w:numPr>
-          <w:ilvl w:val="0"/>
-          <w:numId w:val="2"/>
-        </w:numPr>
-        <w:spacing w:before="10" w:after="10"/>
-      </w:pPr>
-      <w:r>
-        <w:rPr>
-          <w:rFonts w:ascii="Calibri" w:eastAsia="Calibri" w:hAnsi="Calibri" w:cs="Calibri"/>
-          <w:b/>
-          <w:bCs/>
-          <w:color w:val="000000"/>
-        </w:rPr>
-        <w:t xml:space="preserve">GitHub: </w:t>
-      </w:r>
-      <w:hyperlink r:id="rId13" w:history="1">
-        <w:r>
-          <w:rPr>
-            <w:rFonts w:ascii="Calibri" w:eastAsia="Calibri" w:hAnsi="Calibri" w:cs="Calibri"/>
-            <w:color w:val="1155CC"/>
-            <w:u w:val="single"/>
-          </w:rPr>
-          <w:t>github.com/A7Md3BD0/final-project</w:t>
-        </w:r>
-      </w:hyperlink>
-    </w:p>
-    <w:p>
-      <w:pPr>
-        <w:spacing w:before="35" w:after="10"/>
-      </w:pPr>
-      <w:r>
-        <w:rPr>
-          <w:rFonts w:ascii="Calibri" w:eastAsia="Calibri" w:hAnsi="Calibri" w:cs="Calibri"/>
-          <w:b/>
-          <w:bCs/>
-          <w:color w:val="000000"/>
-        </w:rPr>
-        <w:t>Twitter Interface Clone | HTML, CSS</w:t>
-      </w:r>
-    </w:p>
-    <w:p>
-      <w:pPr>
-        <w:pStyle w:val="ListParagraph"/>
-        <w:numPr>
-          <w:ilvl w:val="0"/>
-          <w:numId w:val="2"/>
-        </w:numPr>
-        <w:spacing w:before="10" w:after="10"/>
-      </w:pPr>
-      <w:r>
-        <w:rPr>
-          <w:rFonts w:ascii="Calibri" w:eastAsia="Calibri" w:hAnsi="Calibri" w:cs="Calibri"/>
-          <w:color w:val="000000"/>
-        </w:rPr>
-        <w:t>Independently designed a static front-end Twitter clone to solidify foundational web design principles.</w:t>
-      </w:r>
-    </w:p>
-    <w:p>
-      <w:pPr>
-        <w:pStyle w:val="ListParagraph"/>
-        <w:numPr>
-          <w:ilvl w:val="0"/>
-          <w:numId w:val="2"/>
-        </w:numPr>
-        <w:spacing w:before="10" w:after="10"/>
-      </w:pPr>
-      <w:r>
-        <w:rPr>
-          <w:rFonts w:ascii="Calibri" w:eastAsia="Calibri" w:hAnsi="Calibri" w:cs="Calibri"/>
-          <w:b/>
-          <w:bCs/>
-          <w:color w:val="000000"/>
-        </w:rPr>
-        <w:t xml:space="preserve">GitHub: </w:t>
-      </w:r>
-      <w:hyperlink r:id="rId14" w:history="1">
-        <w:r>
-          <w:rPr>
-            <w:rFonts w:ascii="Calibri" w:eastAsia="Calibri" w:hAnsi="Calibri" w:cs="Calibri"/>
-            <w:color w:val="1155CC"/>
-            <w:u w:val="single"/>
-          </w:rPr>
-          <w:t>github.com/A7Md3BD0/clone-Twitter</w:t>
-        </w:r>
-      </w:hyperlink>
-    </w:p>
-    <w:p>
-      <w:pPr>
-        <w:spacing w:before="35" w:after="10"/>
-      </w:pPr>
-      <w:proofErr w:type="spellStart"/>
-      <w:r>
-        <w:rPr>
-          <w:rFonts w:ascii="Calibri" w:eastAsia="Calibri" w:hAnsi="Calibri" w:cs="Calibri"/>
-          <w:b/>
-          <w:bCs/>
-          <w:color w:val="000000"/>
-        </w:rPr>
-        <w:t>Alfjr</w:t>
-      </w:r>
-      <w:proofErr w:type="spellEnd"/>
-      <w:r>
-        <w:rPr>
-          <w:rFonts w:ascii="Calibri" w:eastAsia="Calibri" w:hAnsi="Calibri" w:cs="Calibri"/>
-          <w:b/>
-          <w:bCs/>
-          <w:color w:val="000000"/>
-        </w:rPr>
-        <w:t xml:space="preserve"> Academy | WordPress &amp; Graphic Design</w:t>
-      </w:r>
-    </w:p>
-    <w:p>
-      <w:pPr>
-        <w:pStyle w:val="ListParagraph"/>
-        <w:numPr>
-          <w:ilvl w:val="0"/>
-          <w:numId w:val="2"/>
-        </w:numPr>
-        <w:spacing w:before="10" w:after="10"/>
-      </w:pPr>
-      <w:r>
-        <w:rPr>
-          <w:rFonts w:ascii="Calibri" w:eastAsia="Calibri" w:hAnsi="Calibri" w:cs="Calibri"/>
-          <w:color w:val="000000"/>
-        </w:rPr>
-        <w:t>Developed a fully functional educational platform using WordPress.</w:t>
-      </w:r>
-    </w:p>
-    <w:p>
-      <w:pPr>
-        <w:pStyle w:val="ListParagraph"/>
-        <w:numPr>
-          <w:ilvl w:val="0"/>
-          <w:numId w:val="2"/>
-        </w:numPr>
-        <w:spacing w:before="10" w:after="10"/>
-      </w:pPr>
-      <w:r>
-        <w:rPr>
-          <w:rFonts w:ascii="Calibri" w:eastAsia="Calibri" w:hAnsi="Calibri" w:cs="Calibri"/>
-          <w:color w:val="000000"/>
-        </w:rPr>
-        <w:t>Designed customized promotional graphics to enhance user engagement.</w:t>
-      </w:r>
-    </w:p>
-    <w:p>
-      <w:pPr>
-        <w:pStyle w:val="ListParagraph"/>
-        <w:numPr>
-          <w:ilvl w:val="0"/>
-          <w:numId w:val="2"/>
-        </w:numPr>
-        <w:spacing w:before="10" w:after="10"/>
-      </w:pPr>
-      <w:r>
-        <w:rPr>
-          <w:rFonts w:ascii="Calibri" w:eastAsia="Calibri" w:hAnsi="Calibri" w:cs="Calibri"/>
-          <w:b/>
-          <w:bCs/>
-          <w:color w:val="000000"/>
-        </w:rPr>
-        <w:t xml:space="preserve">Website: </w:t>
-      </w:r>
-      <w:hyperlink r:id="rId15" w:history="1">
-        <w:r>
-          <w:rPr>
-            <w:rFonts w:ascii="Calibri" w:eastAsia="Calibri" w:hAnsi="Calibri" w:cs="Calibri"/>
-            <w:color w:val="1155CC"/>
-            <w:u w:val="single"/>
-          </w:rPr>
-          <w:t>alfjracademy.com</w:t>
+          <w:t xml:space="preserve">alfjracademy.com</w:t>
         </w:r>
       </w:hyperlink>
     </w:p>
@@ -987,28 +933,39 @@
       </w:pPr>
       <w:r>
         <w:rPr>
-          <w:rFonts w:ascii="Calibri" w:eastAsia="Calibri" w:hAnsi="Calibri" w:cs="Calibri"/>
+          <w:rFonts w:ascii="Calibri" w:hAnsi="Calibri" w:eastAsia="Calibri" w:cs="Calibri"/>
           <w:b/>
           <w:bCs/>
           <w:color w:val="000000"/>
           <w:sz w:val="24"/>
           <w:szCs w:val="24"/>
         </w:rPr>
-        <w:t>SKILLS</w:t>
-      </w:r>
-    </w:p>
-    <w:p>
-      <w:pPr>
-        <w:pStyle w:val="ListParagraph"/>
-        <w:numPr>
-          <w:ilvl w:val="0"/>
-          <w:numId w:val="2"/>
-        </w:numPr>
-        <w:spacing w:before="10" w:after="10"/>
-      </w:pPr>
-      <w:r>
-        <w:rPr>
-          <w:rFonts w:ascii="Calibri" w:eastAsia="Calibri" w:hAnsi="Calibri" w:cs="Calibri"/>
+        <w:t xml:space="preserve">SKILLS</w:t>
+      </w:r>
+    </w:p>
+    <w:p>
+      <w:pPr>
+        <w:pStyle w:val="ListParagraph"/>
+        <w:numPr>
+          <w:ilvl w:val="0"/>
+          <w:numId w:val="0"/>
+        </w:numPr>
+        <w:spacing w:before="10" w:after="10"/>
+        <w:ind w:left="360" w:firstLine="0"/>
+      </w:pPr>
+    </w:p>
+    <w:p>
+      <w:pPr>
+        <w:pStyle w:val="ListParagraph"/>
+        <w:numPr>
+          <w:ilvl w:val="0"/>
+          <w:numId w:val="2"/>
+        </w:numPr>
+        <w:spacing w:before="10" w:after="10"/>
+      </w:pPr>
+      <w:r>
+        <w:rPr>
+          <w:rFonts w:ascii="Calibri" w:hAnsi="Calibri" w:eastAsia="Calibri" w:cs="Calibri"/>
           <w:b/>
           <w:bCs/>
           <w:color w:val="000000"/>
@@ -1017,24 +974,24 @@
       </w:r>
       <w:r>
         <w:rPr>
-          <w:rFonts w:ascii="Calibri" w:eastAsia="Calibri" w:hAnsi="Calibri" w:cs="Calibri"/>
-          <w:color w:val="000000"/>
-        </w:rPr>
-        <w:t>C++, Python, Dart, JavaScript.</w:t>
-      </w:r>
-    </w:p>
-    <w:p>
-      <w:pPr>
-        <w:pStyle w:val="ListParagraph"/>
-        <w:numPr>
-          <w:ilvl w:val="0"/>
-          <w:numId w:val="2"/>
-        </w:numPr>
-        <w:spacing w:before="10" w:after="10"/>
-      </w:pPr>
-      <w:r>
-        <w:rPr>
-          <w:rFonts w:ascii="Calibri" w:eastAsia="Calibri" w:hAnsi="Calibri" w:cs="Calibri"/>
+          <w:rFonts w:ascii="Calibri" w:hAnsi="Calibri" w:eastAsia="Calibri" w:cs="Calibri"/>
+          <w:color w:val="000000"/>
+        </w:rPr>
+        <w:t xml:space="preserve">C++, Python, Dart, JavaScript.</w:t>
+      </w:r>
+    </w:p>
+    <w:p>
+      <w:pPr>
+        <w:pStyle w:val="ListParagraph"/>
+        <w:numPr>
+          <w:ilvl w:val="0"/>
+          <w:numId w:val="2"/>
+        </w:numPr>
+        <w:spacing w:before="10" w:after="10"/>
+      </w:pPr>
+      <w:r>
+        <w:rPr>
+          <w:rFonts w:ascii="Calibri" w:hAnsi="Calibri" w:eastAsia="Calibri" w:cs="Calibri"/>
           <w:b/>
           <w:bCs/>
           <w:color w:val="000000"/>
@@ -1043,24 +1000,24 @@
       </w:r>
       <w:r>
         <w:rPr>
-          <w:rFonts w:ascii="Calibri" w:eastAsia="Calibri" w:hAnsi="Calibri" w:cs="Calibri"/>
-          <w:color w:val="000000"/>
-        </w:rPr>
-        <w:t>Flutter, Dart.</w:t>
-      </w:r>
-    </w:p>
-    <w:p>
-      <w:pPr>
-        <w:pStyle w:val="ListParagraph"/>
-        <w:numPr>
-          <w:ilvl w:val="0"/>
-          <w:numId w:val="2"/>
-        </w:numPr>
-        <w:spacing w:before="10" w:after="10"/>
-      </w:pPr>
-      <w:r>
-        <w:rPr>
-          <w:rFonts w:ascii="Calibri" w:eastAsia="Calibri" w:hAnsi="Calibri" w:cs="Calibri"/>
+          <w:rFonts w:ascii="Calibri" w:hAnsi="Calibri" w:eastAsia="Calibri" w:cs="Calibri"/>
+          <w:color w:val="000000"/>
+        </w:rPr>
+        <w:t xml:space="preserve">Flutter, Dart.</w:t>
+      </w:r>
+    </w:p>
+    <w:p>
+      <w:pPr>
+        <w:pStyle w:val="ListParagraph"/>
+        <w:numPr>
+          <w:ilvl w:val="0"/>
+          <w:numId w:val="2"/>
+        </w:numPr>
+        <w:spacing w:before="10" w:after="10"/>
+      </w:pPr>
+      <w:r>
+        <w:rPr>
+          <w:rFonts w:ascii="Calibri" w:hAnsi="Calibri" w:eastAsia="Calibri" w:cs="Calibri"/>
           <w:b/>
           <w:bCs/>
           <w:color w:val="000000"/>
@@ -1069,24 +1026,24 @@
       </w:r>
       <w:r>
         <w:rPr>
-          <w:rFonts w:ascii="Calibri" w:eastAsia="Calibri" w:hAnsi="Calibri" w:cs="Calibri"/>
-          <w:color w:val="000000"/>
-        </w:rPr>
-        <w:t>HTML, CSS, Bootstrap, React.js.</w:t>
-      </w:r>
-    </w:p>
-    <w:p>
-      <w:pPr>
-        <w:pStyle w:val="ListParagraph"/>
-        <w:numPr>
-          <w:ilvl w:val="0"/>
-          <w:numId w:val="2"/>
-        </w:numPr>
-        <w:spacing w:before="10" w:after="10"/>
-      </w:pPr>
-      <w:r>
-        <w:rPr>
-          <w:rFonts w:ascii="Calibri" w:eastAsia="Calibri" w:hAnsi="Calibri" w:cs="Calibri"/>
+          <w:rFonts w:ascii="Calibri" w:hAnsi="Calibri" w:eastAsia="Calibri" w:cs="Calibri"/>
+          <w:color w:val="000000"/>
+        </w:rPr>
+        <w:t xml:space="preserve">HTML, CSS, Bootstrap, React.js.</w:t>
+      </w:r>
+    </w:p>
+    <w:p>
+      <w:pPr>
+        <w:pStyle w:val="ListParagraph"/>
+        <w:numPr>
+          <w:ilvl w:val="0"/>
+          <w:numId w:val="2"/>
+        </w:numPr>
+        <w:spacing w:before="10" w:after="10"/>
+      </w:pPr>
+      <w:r>
+        <w:rPr>
+          <w:rFonts w:ascii="Calibri" w:hAnsi="Calibri" w:eastAsia="Calibri" w:cs="Calibri"/>
           <w:b/>
           <w:bCs/>
           <w:color w:val="000000"/>
@@ -1095,24 +1052,24 @@
       </w:r>
       <w:r>
         <w:rPr>
-          <w:rFonts w:ascii="Calibri" w:eastAsia="Calibri" w:hAnsi="Calibri" w:cs="Calibri"/>
-          <w:color w:val="000000"/>
-        </w:rPr>
-        <w:t>Git, GitHub, WordPress, Adobe Photoshop, Illustrator, CapCut.</w:t>
-      </w:r>
-    </w:p>
-    <w:p>
-      <w:pPr>
-        <w:pStyle w:val="ListParagraph"/>
-        <w:numPr>
-          <w:ilvl w:val="0"/>
-          <w:numId w:val="2"/>
-        </w:numPr>
-        <w:spacing w:before="10" w:after="10"/>
-      </w:pPr>
-      <w:r>
-        <w:rPr>
-          <w:rFonts w:ascii="Calibri" w:eastAsia="Calibri" w:hAnsi="Calibri" w:cs="Calibri"/>
+          <w:rFonts w:ascii="Calibri" w:hAnsi="Calibri" w:eastAsia="Calibri" w:cs="Calibri"/>
+          <w:color w:val="000000"/>
+        </w:rPr>
+        <w:t xml:space="preserve">Git, GitHub, WordPress, Adobe Photoshop, Illustrator, CapCut.</w:t>
+      </w:r>
+    </w:p>
+    <w:p>
+      <w:pPr>
+        <w:pStyle w:val="ListParagraph"/>
+        <w:numPr>
+          <w:ilvl w:val="0"/>
+          <w:numId w:val="2"/>
+        </w:numPr>
+        <w:spacing w:before="10" w:after="10"/>
+      </w:pPr>
+      <w:r>
+        <w:rPr>
+          <w:rFonts w:ascii="Calibri" w:hAnsi="Calibri" w:eastAsia="Calibri" w:cs="Calibri"/>
           <w:b/>
           <w:bCs/>
           <w:color w:val="000000"/>
@@ -1121,10 +1078,10 @@
       </w:r>
       <w:r>
         <w:rPr>
-          <w:rFonts w:ascii="Calibri" w:eastAsia="Calibri" w:hAnsi="Calibri" w:cs="Calibri"/>
-          <w:color w:val="000000"/>
-        </w:rPr>
-        <w:t>Problem Solving, Algorithms, OOP.</w:t>
+          <w:rFonts w:ascii="Calibri" w:hAnsi="Calibri" w:eastAsia="Calibri" w:cs="Calibri"/>
+          <w:color w:val="000000"/>
+        </w:rPr>
+        <w:t xml:space="preserve">Problem Solving, Algorithms, OOP.</w:t>
       </w:r>
     </w:p>
     <w:p>
@@ -1137,28 +1094,39 @@
       </w:pPr>
       <w:r>
         <w:rPr>
-          <w:rFonts w:ascii="Calibri" w:eastAsia="Calibri" w:hAnsi="Calibri" w:cs="Calibri"/>
+          <w:rFonts w:ascii="Calibri" w:hAnsi="Calibri" w:eastAsia="Calibri" w:cs="Calibri"/>
           <w:b/>
           <w:bCs/>
           <w:color w:val="000000"/>
           <w:sz w:val="24"/>
           <w:szCs w:val="24"/>
         </w:rPr>
-        <w:t>EXPERIENCE &amp; TRAINING</w:t>
-      </w:r>
-    </w:p>
-    <w:p>
-      <w:pPr>
-        <w:pStyle w:val="ListParagraph"/>
-        <w:numPr>
-          <w:ilvl w:val="0"/>
-          <w:numId w:val="2"/>
-        </w:numPr>
-        <w:spacing w:before="10" w:after="10"/>
-      </w:pPr>
-      <w:r>
-        <w:rPr>
-          <w:rFonts w:ascii="Calibri" w:eastAsia="Calibri" w:hAnsi="Calibri" w:cs="Calibri"/>
+        <w:t xml:space="preserve">EXPERIENCE &amp; TRAINING</w:t>
+      </w:r>
+    </w:p>
+    <w:p>
+      <w:pPr>
+        <w:pStyle w:val="ListParagraph"/>
+        <w:numPr>
+          <w:ilvl w:val="0"/>
+          <w:numId w:val="0"/>
+        </w:numPr>
+        <w:spacing w:before="10" w:after="10"/>
+        <w:ind w:left="360" w:firstLine="0"/>
+      </w:pPr>
+    </w:p>
+    <w:p>
+      <w:pPr>
+        <w:pStyle w:val="ListParagraph"/>
+        <w:numPr>
+          <w:ilvl w:val="0"/>
+          <w:numId w:val="2"/>
+        </w:numPr>
+        <w:spacing w:before="10" w:after="10"/>
+      </w:pPr>
+      <w:r>
+        <w:rPr>
+          <w:rFonts w:ascii="Calibri" w:hAnsi="Calibri" w:eastAsia="Calibri" w:cs="Calibri"/>
           <w:b/>
           <w:bCs/>
           <w:color w:val="000000"/>
@@ -1167,24 +1135,24 @@
       </w:r>
       <w:r>
         <w:rPr>
-          <w:rFonts w:ascii="Calibri" w:eastAsia="Calibri" w:hAnsi="Calibri" w:cs="Calibri"/>
-          <w:color w:val="000000"/>
-        </w:rPr>
-        <w:t>Programming &amp; AI Instructor — Mentoring youth in coding fundamentals, algorithms, and AI concepts in collaboration with Misr El-Kheir and Mawaheb Foundations.</w:t>
-      </w:r>
-    </w:p>
-    <w:p>
-      <w:pPr>
-        <w:pStyle w:val="ListParagraph"/>
-        <w:numPr>
-          <w:ilvl w:val="0"/>
-          <w:numId w:val="2"/>
-        </w:numPr>
-        <w:spacing w:before="10" w:after="10"/>
-      </w:pPr>
-      <w:r>
-        <w:rPr>
-          <w:rFonts w:ascii="Calibri" w:eastAsia="Calibri" w:hAnsi="Calibri" w:cs="Calibri"/>
+          <w:rFonts w:ascii="Calibri" w:hAnsi="Calibri" w:eastAsia="Calibri" w:cs="Calibri"/>
+          <w:color w:val="000000"/>
+        </w:rPr>
+        <w:t xml:space="preserve">Programming &amp; AI Instructor — Mentoring youth in coding fundamentals, algorithms, and AI concepts in collaboration with Misr El-Kheir and Mawaheb Foundations.</w:t>
+      </w:r>
+    </w:p>
+    <w:p>
+      <w:pPr>
+        <w:pStyle w:val="ListParagraph"/>
+        <w:numPr>
+          <w:ilvl w:val="0"/>
+          <w:numId w:val="2"/>
+        </w:numPr>
+        <w:spacing w:before="10" w:after="10"/>
+      </w:pPr>
+      <w:r>
+        <w:rPr>
+          <w:rFonts w:ascii="Calibri" w:hAnsi="Calibri" w:eastAsia="Calibri" w:cs="Calibri"/>
           <w:b/>
           <w:bCs/>
           <w:color w:val="000000"/>
@@ -1193,24 +1161,24 @@
       </w:r>
       <w:r>
         <w:rPr>
-          <w:rFonts w:ascii="Calibri" w:eastAsia="Calibri" w:hAnsi="Calibri" w:cs="Calibri"/>
-          <w:color w:val="000000"/>
-        </w:rPr>
-        <w:t>Basic Programming (C++), Web Design, React.js, and Flutter.</w:t>
-      </w:r>
-    </w:p>
-    <w:p>
-      <w:pPr>
-        <w:pStyle w:val="ListParagraph"/>
-        <w:numPr>
-          <w:ilvl w:val="0"/>
-          <w:numId w:val="2"/>
-        </w:numPr>
-        <w:spacing w:before="10" w:after="10"/>
-      </w:pPr>
-      <w:r>
-        <w:rPr>
-          <w:rFonts w:ascii="Calibri" w:eastAsia="Calibri" w:hAnsi="Calibri" w:cs="Calibri"/>
+          <w:rFonts w:ascii="Calibri" w:hAnsi="Calibri" w:eastAsia="Calibri" w:cs="Calibri"/>
+          <w:color w:val="000000"/>
+        </w:rPr>
+        <w:t xml:space="preserve">Basic Programming (C++), Web Design, React.js, and Flutter.</w:t>
+      </w:r>
+    </w:p>
+    <w:p>
+      <w:pPr>
+        <w:pStyle w:val="ListParagraph"/>
+        <w:numPr>
+          <w:ilvl w:val="0"/>
+          <w:numId w:val="2"/>
+        </w:numPr>
+        <w:spacing w:before="10" w:after="10"/>
+      </w:pPr>
+      <w:r>
+        <w:rPr>
+          <w:rFonts w:ascii="Calibri" w:hAnsi="Calibri" w:eastAsia="Calibri" w:cs="Calibri"/>
           <w:b/>
           <w:bCs/>
           <w:color w:val="000000"/>
@@ -1219,24 +1187,24 @@
       </w:r>
       <w:r>
         <w:rPr>
-          <w:rFonts w:ascii="Calibri" w:eastAsia="Calibri" w:hAnsi="Calibri" w:cs="Calibri"/>
-          <w:color w:val="000000"/>
-        </w:rPr>
-        <w:t>Python Programming Basics.</w:t>
-      </w:r>
-    </w:p>
-    <w:p>
-      <w:pPr>
-        <w:pStyle w:val="ListParagraph"/>
-        <w:numPr>
-          <w:ilvl w:val="0"/>
-          <w:numId w:val="2"/>
-        </w:numPr>
-        <w:spacing w:before="10" w:after="10"/>
-      </w:pPr>
-      <w:r>
-        <w:rPr>
-          <w:rFonts w:ascii="Calibri" w:eastAsia="Calibri" w:hAnsi="Calibri" w:cs="Calibri"/>
+          <w:rFonts w:ascii="Calibri" w:hAnsi="Calibri" w:eastAsia="Calibri" w:cs="Calibri"/>
+          <w:color w:val="000000"/>
+        </w:rPr>
+        <w:t xml:space="preserve">Python Programming Basics.</w:t>
+      </w:r>
+    </w:p>
+    <w:p>
+      <w:pPr>
+        <w:pStyle w:val="ListParagraph"/>
+        <w:numPr>
+          <w:ilvl w:val="0"/>
+          <w:numId w:val="2"/>
+        </w:numPr>
+        <w:spacing w:before="10" w:after="10"/>
+      </w:pPr>
+      <w:r>
+        <w:rPr>
+          <w:rFonts w:ascii="Calibri" w:hAnsi="Calibri" w:eastAsia="Calibri" w:cs="Calibri"/>
           <w:b/>
           <w:bCs/>
           <w:color w:val="000000"/>
@@ -1245,16 +1213,17 @@
       </w:r>
       <w:r>
         <w:rPr>
-          <w:rFonts w:ascii="Calibri" w:eastAsia="Calibri" w:hAnsi="Calibri" w:cs="Calibri"/>
-          <w:color w:val="000000"/>
-        </w:rPr>
-        <w:t>C++ and Problem Solving.</w:t>
+          <w:rFonts w:ascii="Calibri" w:hAnsi="Calibri" w:eastAsia="Calibri" w:cs="Calibri"/>
+          <w:color w:val="000000"/>
+        </w:rPr>
+        <w:t xml:space="preserve">C++ and Problem Solving.</w:t>
       </w:r>
     </w:p>
     <w:sectPr>
+      <w:type w:val="nextPage"/>
       <w:pgSz w:w="12240" w:h="15840"/>
       <w:pgMar w:top="450" w:right="650" w:bottom="450" w:left="650" w:header="708" w:footer="708" w:gutter="0"/>
-      <w:cols w:space="720"/>
+      <w:cols w:space="720" w:num="1"/>
       <w:docGrid w:linePitch="360"/>
     </w:sectPr>
   </w:body>
@@ -1262,12 +1231,12 @@
 </file>
 
 <file path=word/numbering.xml><?xml version="1.0" encoding="utf-8"?>
-<w:numbering xmlns:wpc="http://schemas.microsoft.com/office/word/2010/wordprocessingCanvas" xmlns:cx="http://schemas.microsoft.com/office/drawing/2014/chartex" xmlns:cx1="http://schemas.microsoft.com/office/drawing/2015/9/8/chartex" xmlns:cx2="http://schemas.microsoft.com/office/drawing/2015/10/21/chartex" xmlns:cx3="http://schemas.microsoft.com/office/drawing/2016/5/9/chartex" xmlns:cx4="http://schemas.microsoft.com/office/drawing/2016/5/10/chartex" xmlns:cx5="http://schemas.microsoft.com/office/drawing/2016/5/11/chartex" xmlns:cx6="http://schemas.microsoft.com/office/drawing/2016/5/12/chartex" xmlns:cx7="http://schemas.microsoft.com/office/drawing/2016/5/13/chartex" xmlns:cx8="http://schemas.microsoft.com/office/drawing/2016/5/14/chartex" xmlns:mc="http://schemas.openxmlformats.org/markup-compatibility/2006" xmlns:aink="http://schemas.microsoft.com/office/drawing/2016/ink" xmlns:am3d="http://schemas.microsoft.com/office/drawing/2017/model3d" xmlns:o="urn:schemas-microsoft-com:office:office" xmlns:oel="http://schemas.microsoft.com/office/2019/extlst" xmlns:r="http://schemas.openxmlformats.org/officeDocument/2006/relationships" xmlns:m="http://schemas.openxmlformats.org/officeDocument/2006/math" xmlns:v="urn:schemas-microsoft-com:vml" xmlns:wp14="http://schemas.microsoft.com/office/word/2010/wordprocessingDrawing" xmlns:wp="http://schemas.openxmlformats.org/drawingml/2006/wordprocessingDrawing" xmlns:w10="urn:schemas-microsoft-com:office:word" xmlns:w="http://schemas.openxmlformats.org/wordprocessingml/2006/main" xmlns:w14="http://schemas.microsoft.com/office/word/2010/wordml" xmlns:w15="http://schemas.microsoft.com/office/word/2012/wordml" xmlns:w16cex="http://schemas.microsoft.com/office/word/2018/wordml/cex" xmlns:w16cid="http://schemas.microsoft.com/office/word/2016/wordml/cid" xmlns:w16="http://schemas.microsoft.com/office/word/2018/wordml" xmlns:w16du="http://schemas.microsoft.com/office/word/2023/wordml/word16du" xmlns:w16sdtdh="http://schemas.microsoft.com/office/word/2020/wordml/sdtdatahash" xmlns:w16sdtfl="http://schemas.microsoft.com/office/word/2024/wordml/sdtformatlock" xmlns:w16se="http://schemas.microsoft.com/office/word/2015/wordml/symex" xmlns:wpg="http://schemas.microsoft.com/office/word/2010/wordprocessingGroup" xmlns:wpi="http://schemas.microsoft.com/office/word/2010/wordprocessingInk" xmlns:wne="http://schemas.microsoft.com/office/word/2006/wordml" xmlns:wps="http://schemas.microsoft.com/office/word/2010/wordprocessingShape" mc:Ignorable="w14 w15 w16se w16cid w16 w16cex w16sdtdh w16sdtfl w16du wp14">
-  <w:abstractNum w:abstractNumId="0" w15:restartNumberingAfterBreak="0">
+<w:numbering xmlns:w="http://schemas.openxmlformats.org/wordprocessingml/2006/main" xmlns:r="http://schemas.openxmlformats.org/officeDocument/2006/relationships" xmlns:wp="http://schemas.openxmlformats.org/drawingml/2006/wordprocessingDrawing" xmlns:a="http://schemas.openxmlformats.org/drawingml/2006/main" xmlns:c="http://schemas.openxmlformats.org/drawingml/2006/chart" xmlns:pic="http://schemas.openxmlformats.org/drawingml/2006/picture" xmlns:mc="http://schemas.openxmlformats.org/markup-compatibility/2006" xmlns:w14="http://schemas.microsoft.com/office/word/2010/wordml" xmlns:wpi="http://schemas.microsoft.com/office/word/2010/wordprocessingInk" xmlns:w15="http://schemas.microsoft.com/office/word/2012/wordml" xmlns:wp14="http://schemas.microsoft.com/office/word/2010/wordprocessingDrawing" xmlns:wps="http://schemas.microsoft.com/office/word/2010/wordprocessingShape" xmlns:wpg="http://schemas.microsoft.com/office/word/2010/wordprocessingGroup" xmlns:wpc="http://schemas.microsoft.com/office/word/2010/wordprocessingCanvas" xmlns:dgm="http://schemas.openxmlformats.org/drawingml/2006/diagram" xmlns:dsp="http://schemas.microsoft.com/office/drawing/2008/diagram" xmlns:m="http://schemas.openxmlformats.org/officeDocument/2006/math" xmlns:v="urn:schemas-microsoft-com:vml" xmlns:o="urn:schemas-microsoft-com:office:office" xmlns:w10="urn:schemas-microsoft-com:office:word" xmlns:cx="http://schemas.microsoft.com/office/drawing/2014/chartex" xmlns:cx1="http://schemas.microsoft.com/office/drawing/2015/9/8/chartex" xmlns:cx2="http://schemas.microsoft.com/office/drawing/2015/10/21/chartex" xmlns:cx3="http://schemas.microsoft.com/office/drawing/2016/5/9/chartex" xmlns:cx4="http://schemas.microsoft.com/office/drawing/2016/5/10/chartex" xmlns:cx5="http://schemas.microsoft.com/office/drawing/2016/5/11/chartex" xmlns:cx6="http://schemas.microsoft.com/office/drawing/2016/5/12/chartex" xmlns:cx7="http://schemas.microsoft.com/office/drawing/2016/5/13/chartex" xmlns:cx8="http://schemas.microsoft.com/office/drawing/2016/5/14/chartex" mc:Ignorable="w14 w15 wp14">
+  <w:abstractNum w:abstractNumId="0">
     <w:nsid w:val="0FDE7095"/>
     <w:multiLevelType w:val="hybridMultilevel"/>
     <w:tmpl w:val="BC78D6D0"/>
-    <w:lvl w:ilvl="0" w:tplc="902E9CEA">
+    <w:lvl w:ilvl="0">
       <w:start w:val="1"/>
       <w:numFmt w:val="bullet"/>
       <w:lvlText w:val="●"/>
@@ -1276,7 +1245,7 @@
         <w:ind w:left="720" w:hanging="360"/>
       </w:pPr>
     </w:lvl>
-    <w:lvl w:ilvl="1" w:tplc="58E4A6D0">
+    <w:lvl w:ilvl="1">
       <w:start w:val="1"/>
       <w:numFmt w:val="bullet"/>
       <w:lvlText w:val="○"/>
@@ -1285,7 +1254,7 @@
         <w:ind w:left="1440" w:hanging="360"/>
       </w:pPr>
     </w:lvl>
-    <w:lvl w:ilvl="2" w:tplc="E6CEFD14">
+    <w:lvl w:ilvl="2">
       <w:start w:val="1"/>
       <w:numFmt w:val="bullet"/>
       <w:lvlText w:val="■"/>
@@ -1294,7 +1263,7 @@
         <w:ind w:left="2160" w:hanging="360"/>
       </w:pPr>
     </w:lvl>
-    <w:lvl w:ilvl="3" w:tplc="88A0CD10">
+    <w:lvl w:ilvl="3">
       <w:start w:val="1"/>
       <w:numFmt w:val="bullet"/>
       <w:lvlText w:val="●"/>
@@ -1303,7 +1272,7 @@
         <w:ind w:left="2880" w:hanging="360"/>
       </w:pPr>
     </w:lvl>
-    <w:lvl w:ilvl="4" w:tplc="946EB658">
+    <w:lvl w:ilvl="4">
       <w:start w:val="1"/>
       <w:numFmt w:val="bullet"/>
       <w:lvlText w:val="○"/>
@@ -1312,7 +1281,7 @@
         <w:ind w:left="3600" w:hanging="360"/>
       </w:pPr>
     </w:lvl>
-    <w:lvl w:ilvl="5" w:tplc="D82A44AA">
+    <w:lvl w:ilvl="5">
       <w:start w:val="1"/>
       <w:numFmt w:val="bullet"/>
       <w:lvlText w:val="■"/>
@@ -1321,7 +1290,7 @@
         <w:ind w:left="4320" w:hanging="360"/>
       </w:pPr>
     </w:lvl>
-    <w:lvl w:ilvl="6" w:tplc="980A3FDA">
+    <w:lvl w:ilvl="6">
       <w:start w:val="1"/>
       <w:numFmt w:val="bullet"/>
       <w:lvlText w:val="●"/>
@@ -1330,7 +1299,7 @@
         <w:ind w:left="5040" w:hanging="360"/>
       </w:pPr>
     </w:lvl>
-    <w:lvl w:ilvl="7" w:tplc="04F47BB0">
+    <w:lvl w:ilvl="7">
       <w:start w:val="1"/>
       <w:numFmt w:val="bullet"/>
       <w:lvlText w:val="●"/>
@@ -1339,7 +1308,7 @@
         <w:ind w:left="5760" w:hanging="360"/>
       </w:pPr>
     </w:lvl>
-    <w:lvl w:ilvl="8" w:tplc="705AA146">
+    <w:lvl w:ilvl="8">
       <w:start w:val="1"/>
       <w:numFmt w:val="bullet"/>
       <w:lvlText w:val="●"/>
@@ -1349,11 +1318,11 @@
       </w:pPr>
     </w:lvl>
   </w:abstractNum>
-  <w:abstractNum w:abstractNumId="1" w15:restartNumberingAfterBreak="0">
+  <w:abstractNum w:abstractNumId="1">
     <w:nsid w:val="20F63995"/>
     <w:multiLevelType w:val="hybridMultilevel"/>
     <w:tmpl w:val="8D568136"/>
-    <w:lvl w:ilvl="0" w:tplc="5A587B74">
+    <w:lvl w:ilvl="0">
       <w:start w:val="1"/>
       <w:numFmt w:val="bullet"/>
       <w:lvlText w:val="•"/>
@@ -1362,54 +1331,86 @@
         <w:ind w:left="360" w:hanging="180"/>
       </w:pPr>
     </w:lvl>
-    <w:lvl w:ilvl="1" w:tplc="ADA08996">
+    <w:lvl w:ilvl="1">
+      <w:start w:val="1"/>
       <w:numFmt w:val="decimal"/>
       <w:lvlText w:val=""/>
       <w:lvlJc w:val="left"/>
+      <w:pPr>
+        <w:ind w:left="0" w:hanging="0"/>
+      </w:pPr>
     </w:lvl>
-    <w:lvl w:ilvl="2" w:tplc="BD10B078">
+    <w:lvl w:ilvl="2">
+      <w:start w:val="1"/>
       <w:numFmt w:val="decimal"/>
       <w:lvlText w:val=""/>
       <w:lvlJc w:val="left"/>
+      <w:pPr>
+        <w:ind w:left="0" w:hanging="0"/>
+      </w:pPr>
     </w:lvl>
-    <w:lvl w:ilvl="3" w:tplc="67C08DEE">
+    <w:lvl w:ilvl="3">
+      <w:start w:val="1"/>
       <w:numFmt w:val="decimal"/>
       <w:lvlText w:val=""/>
       <w:lvlJc w:val="left"/>
+      <w:pPr>
+        <w:ind w:left="0" w:hanging="0"/>
+      </w:pPr>
     </w:lvl>
-    <w:lvl w:ilvl="4" w:tplc="4842990E">
+    <w:lvl w:ilvl="4">
+      <w:start w:val="1"/>
       <w:numFmt w:val="decimal"/>
       <w:lvlText w:val=""/>
       <w:lvlJc w:val="left"/>
+      <w:pPr>
+        <w:ind w:left="0" w:hanging="0"/>
+      </w:pPr>
     </w:lvl>
-    <w:lvl w:ilvl="5" w:tplc="3174BB12">
+    <w:lvl w:ilvl="5">
+      <w:start w:val="1"/>
       <w:numFmt w:val="decimal"/>
       <w:lvlText w:val=""/>
       <w:lvlJc w:val="left"/>
+      <w:pPr>
+        <w:ind w:left="0" w:hanging="0"/>
+      </w:pPr>
     </w:lvl>
-    <w:lvl w:ilvl="6" w:tplc="218C6108">
+    <w:lvl w:ilvl="6">
+      <w:start w:val="1"/>
       <w:numFmt w:val="decimal"/>
       <w:lvlText w:val=""/>
       <w:lvlJc w:val="left"/>
+      <w:pPr>
+        <w:ind w:left="0" w:hanging="0"/>
+      </w:pPr>
     </w:lvl>
-    <w:lvl w:ilvl="7" w:tplc="D9A87AD6">
+    <w:lvl w:ilvl="7">
+      <w:start w:val="1"/>
       <w:numFmt w:val="decimal"/>
       <w:lvlText w:val=""/>
       <w:lvlJc w:val="left"/>
+      <w:pPr>
+        <w:ind w:left="0" w:hanging="0"/>
+      </w:pPr>
     </w:lvl>
-    <w:lvl w:ilvl="8" w:tplc="07B88178">
+    <w:lvl w:ilvl="8">
+      <w:start w:val="1"/>
       <w:numFmt w:val="decimal"/>
       <w:lvlText w:val=""/>
       <w:lvlJc w:val="left"/>
+      <w:pPr>
+        <w:ind w:left="0" w:hanging="0"/>
+      </w:pPr>
     </w:lvl>
   </w:abstractNum>
-  <w:num w:numId="1" w16cid:durableId="864364319">
+  <w:num w:numId="1">
     <w:abstractNumId w:val="0"/>
     <w:lvlOverride w:ilvl="0">
       <w:startOverride w:val="1"/>
     </w:lvlOverride>
   </w:num>
-  <w:num w:numId="2" w16cid:durableId="868564266">
+  <w:num w:numId="2">
     <w:abstractNumId w:val="1"/>
     <w:lvlOverride w:ilvl="0">
       <w:startOverride w:val="1"/>
@@ -1419,15 +1420,18 @@
 </file>
 
 <file path=word/styles.xml><?xml version="1.0" encoding="utf-8"?>
-<w:styles xmlns:mc="http://schemas.openxmlformats.org/markup-compatibility/2006" xmlns:r="http://schemas.openxmlformats.org/officeDocument/2006/relationships" xmlns:w="http://schemas.openxmlformats.org/wordprocessingml/2006/main" xmlns:w14="http://schemas.microsoft.com/office/word/2010/wordml" xmlns:w15="http://schemas.microsoft.com/office/word/2012/wordml" xmlns:w16cex="http://schemas.microsoft.com/office/word/2018/wordml/cex" xmlns:w16cid="http://schemas.microsoft.com/office/word/2016/wordml/cid" xmlns:w16="http://schemas.microsoft.com/office/word/2018/wordml" xmlns:w16du="http://schemas.microsoft.com/office/word/2023/wordml/word16du" xmlns:w16sdtdh="http://schemas.microsoft.com/office/word/2020/wordml/sdtdatahash" xmlns:w16sdtfl="http://schemas.microsoft.com/office/word/2024/wordml/sdtformatlock" xmlns:w16se="http://schemas.microsoft.com/office/word/2015/wordml/symex" mc:Ignorable="w14 w15 w16se w16cid w16 w16cex w16sdtdh w16sdtfl w16du">
+<w:styles xmlns:w="http://schemas.openxmlformats.org/wordprocessingml/2006/main" xmlns:r="http://schemas.openxmlformats.org/officeDocument/2006/relationships" xmlns:wp="http://schemas.openxmlformats.org/drawingml/2006/wordprocessingDrawing" xmlns:a="http://schemas.openxmlformats.org/drawingml/2006/main" xmlns:c="http://schemas.openxmlformats.org/drawingml/2006/chart" xmlns:pic="http://schemas.openxmlformats.org/drawingml/2006/picture" xmlns:mc="http://schemas.openxmlformats.org/markup-compatibility/2006" xmlns:w14="http://schemas.microsoft.com/office/word/2010/wordml" xmlns:wpi="http://schemas.microsoft.com/office/word/2010/wordprocessingInk" xmlns:w15="http://schemas.microsoft.com/office/word/2012/wordml" xmlns:wp14="http://schemas.microsoft.com/office/word/2010/wordprocessingDrawing" xmlns:wps="http://schemas.microsoft.com/office/word/2010/wordprocessingShape" xmlns:wpg="http://schemas.microsoft.com/office/word/2010/wordprocessingGroup" xmlns:wpc="http://schemas.microsoft.com/office/word/2010/wordprocessingCanvas" xmlns:dgm="http://schemas.openxmlformats.org/drawingml/2006/diagram" xmlns:dsp="http://schemas.microsoft.com/office/drawing/2008/diagram" xmlns:m="http://schemas.openxmlformats.org/officeDocument/2006/math" xmlns:v="urn:schemas-microsoft-com:vml" xmlns:o="urn:schemas-microsoft-com:office:office" xmlns:w10="urn:schemas-microsoft-com:office:word" xmlns:cx="http://schemas.microsoft.com/office/drawing/2014/chartex" xmlns:cx1="http://schemas.microsoft.com/office/drawing/2015/9/8/chartex" xmlns:cx2="http://schemas.microsoft.com/office/drawing/2015/10/21/chartex" xmlns:cx3="http://schemas.microsoft.com/office/drawing/2016/5/9/chartex" xmlns:cx4="http://schemas.microsoft.com/office/drawing/2016/5/10/chartex" xmlns:cx5="http://schemas.microsoft.com/office/drawing/2016/5/11/chartex" xmlns:cx6="http://schemas.microsoft.com/office/drawing/2016/5/12/chartex" xmlns:cx7="http://schemas.microsoft.com/office/drawing/2016/5/13/chartex" xmlns:cx8="http://schemas.microsoft.com/office/drawing/2016/5/14/chartex" mc:Ignorable="w14 w15 wp14">
   <w:docDefaults>
     <w:rPrDefault>
       <w:rPr>
-        <w:rFonts w:ascii="Times New Roman" w:eastAsia="Times New Roman" w:hAnsi="Times New Roman" w:cs="Times New Roman"/>
-        <w:lang w:val="en-US" w:eastAsia="en-US" w:bidi="ar-SA"/>
+        <w:rFonts w:ascii="Times New Roman" w:hAnsi="Times New Roman" w:eastAsia="Times New Roman" w:cs="Times New Roman"/>
+        <w:sz w:val="20"/>
+        <w:lang w:val="en-US" w:bidi="ar-SA"/>
       </w:rPr>
     </w:rPrDefault>
-    <w:pPrDefault/>
+    <w:pPrDefault>
+      <w:pPr/>
+    </w:pPrDefault>
   </w:docDefaults>
   <w:latentStyles w:defLockedState="0" w:defUIPriority="99" w:defSemiHidden="0" w:defUnhideWhenUsed="0" w:defQFormat="0" w:count="376">
     <w:lsdException w:name="Normal" w:uiPriority="0" w:qFormat="1"/>
@@ -1807,7 +1811,7 @@
     <w:lsdException w:name="Unresolved Mention" w:semiHidden="1" w:unhideWhenUsed="1"/>
     <w:lsdException w:name="Smart Link" w:semiHidden="1" w:unhideWhenUsed="1"/>
   </w:latentStyles>
-  <w:style w:type="paragraph" w:default="1" w:styleId="Normal">
+  <w:style w:type="paragraph" w:styleId="Normal" w:default="1">
     <w:name w:val="Normal"/>
     <w:qFormat/>
   </w:style>
@@ -1895,19 +1899,18 @@
       <w:color w:val="1F4D78"/>
     </w:rPr>
   </w:style>
-  <w:style w:type="character" w:default="1" w:styleId="DefaultParagraphFont">
+  <w:style w:type="character" w:styleId="DefaultParagraphFont" w:default="1">
     <w:name w:val="Default Paragraph Font"/>
     <w:uiPriority w:val="1"/>
     <w:semiHidden/>
     <w:unhideWhenUsed/>
   </w:style>
-  <w:style w:type="table" w:default="1" w:styleId="TableNormal">
+  <w:style w:type="table" w:styleId="TableNormal" w:default="1">
     <w:name w:val="Normal Table"/>
     <w:uiPriority w:val="99"/>
     <w:semiHidden/>
     <w:unhideWhenUsed/>
     <w:tblPr>
-      <w:tblInd w:w="0" w:type="dxa"/>
       <w:tblCellMar>
         <w:top w:w="0" w:type="dxa"/>
         <w:left w:w="108" w:type="dxa"/>
@@ -1916,7 +1919,7 @@
       </w:tblCellMar>
     </w:tblPr>
   </w:style>
-  <w:style w:type="numbering" w:default="1" w:styleId="NoList">
+  <w:style w:type="numbering" w:styleId="NoList" w:default="1">
     <w:name w:val="No List"/>
     <w:uiPriority w:val="99"/>
     <w:semiHidden/>
@@ -1931,7 +1934,7 @@
       <w:szCs w:val="56"/>
     </w:rPr>
   </w:style>
-  <w:style w:type="paragraph" w:customStyle="1" w:styleId="Strong1">
+  <w:style w:type="paragraph" w:styleId="Strong1" w:customStyle="1">
     <w:name w:val="Strong1"/>
     <w:qFormat/>
     <w:rPr>
@@ -1946,7 +1949,6 @@
   <w:style w:type="character" w:styleId="Hyperlink">
     <w:name w:val="Hyperlink"/>
     <w:uiPriority w:val="99"/>
-    <w:unhideWhenUsed/>
     <w:rPr>
       <w:color w:val="0563C1"/>
       <w:u w:val="single"/>
@@ -1968,7 +1970,7 @@
     <w:semiHidden/>
     <w:unhideWhenUsed/>
   </w:style>
-  <w:style w:type="character" w:customStyle="1" w:styleId="FootnoteTextChar">
+  <w:style w:type="character" w:styleId="FootnoteTextChar" w:customStyle="1">
     <w:name w:val="Footnote Text Char"/>
     <w:link w:val="FootnoteText"/>
     <w:uiPriority w:val="99"/>
@@ -1995,7 +1997,7 @@
     <w:semiHidden/>
     <w:unhideWhenUsed/>
   </w:style>
-  <w:style w:type="character" w:customStyle="1" w:styleId="EndnoteTextChar">
+  <w:style w:type="character" w:styleId="EndnoteTextChar" w:customStyle="1">
     <w:name w:val="Endnote Text Char"/>
     <w:link w:val="EndnoteText"/>
     <w:uiPriority w:val="99"/>
@@ -2012,7 +2014,6 @@
     <w:uiPriority w:val="99"/>
     <w:semiHidden/>
     <w:unhideWhenUsed/>
-    <w:rsid w:val="00D57FC6"/>
     <w:rPr>
       <w:color w:val="605E5C"/>
       <w:shd w:val="clear" w:color="auto" w:fill="E1DFDD"/>
@@ -2024,12 +2025,12 @@
 <file path=word/theme/theme1.xml><?xml version="1.0" encoding="utf-8"?>
 <a:theme xmlns:a="http://schemas.openxmlformats.org/drawingml/2006/main" name="Office Theme">
   <a:themeElements>
-    <a:clrScheme name="Office">
+    <a:clrScheme name="Office Theme">
       <a:dk1>
-        <a:sysClr val="windowText" lastClr="000000"/>
+        <a:srgbClr val="000000"/>
       </a:dk1>
       <a:lt1>
-        <a:sysClr val="window" lastClr="FFFFFF"/>
+        <a:srgbClr val="FFFFFF"/>
       </a:lt1>
       <a:dk2>
         <a:srgbClr val="44546A"/>
@@ -2062,169 +2063,29 @@
         <a:srgbClr val="954F72"/>
       </a:folHlink>
     </a:clrScheme>
-    <a:fontScheme name="Office">
+    <a:fontScheme name="Office Theme">
       <a:majorFont>
-        <a:latin typeface="Calibri Light" panose="020F0302020204030204"/>
+        <a:latin typeface="Calibri Light"/>
         <a:ea typeface=""/>
         <a:cs typeface=""/>
-        <a:font script="Jpan" typeface="游ゴシック Light"/>
-        <a:font script="Hang" typeface="맑은 고딕"/>
-        <a:font script="Hans" typeface="等线 Light"/>
-        <a:font script="Hant" typeface="新細明體"/>
-        <a:font script="Arab" typeface="Times New Roman"/>
-        <a:font script="Hebr" typeface="Times New Roman"/>
-        <a:font script="Thai" typeface="Angsana New"/>
-        <a:font script="Ethi" typeface="Nyala"/>
-        <a:font script="Beng" typeface="Vrinda"/>
-        <a:font script="Gujr" typeface="Shruti"/>
-        <a:font script="Khmr" typeface="MoolBoran"/>
-        <a:font script="Knda" typeface="Tunga"/>
-        <a:font script="Guru" typeface="Raavi"/>
-        <a:font script="Cans" typeface="Euphemia"/>
-        <a:font script="Cher" typeface="Plantagenet Cherokee"/>
-        <a:font script="Yiii" typeface="Microsoft Yi Baiti"/>
-        <a:font script="Tibt" typeface="Microsoft Himalaya"/>
-        <a:font script="Thaa" typeface="MV Boli"/>
-        <a:font script="Deva" typeface="Mangal"/>
-        <a:font script="Telu" typeface="Gautami"/>
-        <a:font script="Taml" typeface="Latha"/>
-        <a:font script="Syrc" typeface="Estrangelo Edessa"/>
-        <a:font script="Orya" typeface="Kalinga"/>
-        <a:font script="Mlym" typeface="Kartika"/>
-        <a:font script="Laoo" typeface="DokChampa"/>
-        <a:font script="Sinh" typeface="Iskoola Pota"/>
-        <a:font script="Mong" typeface="Mongolian Baiti"/>
-        <a:font script="Viet" typeface="Times New Roman"/>
-        <a:font script="Uigh" typeface="Microsoft Uighur"/>
-        <a:font script="Geor" typeface="Sylfaen"/>
-        <a:font script="Armn" typeface="Arial"/>
-        <a:font script="Bugi" typeface="Leelawadee UI"/>
-        <a:font script="Bopo" typeface="Microsoft JhengHei"/>
-        <a:font script="Java" typeface="Javanese Text"/>
-        <a:font script="Lisu" typeface="Segoe UI"/>
-        <a:font script="Mymr" typeface="Myanmar Text"/>
-        <a:font script="Nkoo" typeface="Ebrima"/>
-        <a:font script="Olck" typeface="Nirmala UI"/>
-        <a:font script="Osma" typeface="Ebrima"/>
-        <a:font script="Phag" typeface="Phagspa"/>
-        <a:font script="Syrn" typeface="Estrangelo Edessa"/>
-        <a:font script="Syrj" typeface="Estrangelo Edessa"/>
-        <a:font script="Syre" typeface="Estrangelo Edessa"/>
-        <a:font script="Sora" typeface="Nirmala UI"/>
-        <a:font script="Tale" typeface="Microsoft Tai Le"/>
-        <a:font script="Talu" typeface="Microsoft New Tai Lue"/>
-        <a:font script="Tfng" typeface="Ebrima"/>
       </a:majorFont>
       <a:minorFont>
-        <a:latin typeface="Calibri" panose="020F0502020204030204"/>
+        <a:latin typeface="Calibri"/>
         <a:ea typeface=""/>
         <a:cs typeface=""/>
-        <a:font script="Jpan" typeface="游明朝"/>
-        <a:font script="Hang" typeface="맑은 고딕"/>
-        <a:font script="Hans" typeface="等线"/>
-        <a:font script="Hant" typeface="新細明體"/>
-        <a:font script="Arab" typeface="Arial"/>
-        <a:font script="Hebr" typeface="Arial"/>
-        <a:font script="Thai" typeface="Cordia New"/>
-        <a:font script="Ethi" typeface="Nyala"/>
-        <a:font script="Beng" typeface="Vrinda"/>
-        <a:font script="Gujr" typeface="Shruti"/>
-        <a:font script="Khmr" typeface="DaunPenh"/>
-        <a:font script="Knda" typeface="Tunga"/>
-        <a:font script="Guru" typeface="Raavi"/>
-        <a:font script="Cans" typeface="Euphemia"/>
-        <a:font script="Cher" typeface="Plantagenet Cherokee"/>
-        <a:font script="Yiii" typeface="Microsoft Yi Baiti"/>
-        <a:font script="Tibt" typeface="Microsoft Himalaya"/>
-        <a:font script="Thaa" typeface="MV Boli"/>
-        <a:font script="Deva" typeface="Mangal"/>
-        <a:font script="Telu" typeface="Gautami"/>
-        <a:font script="Taml" typeface="Latha"/>
-        <a:font script="Syrc" typeface="Estrangelo Edessa"/>
-        <a:font script="Orya" typeface="Kalinga"/>
-        <a:font script="Mlym" typeface="Kartika"/>
-        <a:font script="Laoo" typeface="DokChampa"/>
-        <a:font script="Sinh" typeface="Iskoola Pota"/>
-        <a:font script="Mong" typeface="Mongolian Baiti"/>
-        <a:font script="Viet" typeface="Arial"/>
-        <a:font script="Uigh" typeface="Microsoft Uighur"/>
-        <a:font script="Geor" typeface="Sylfaen"/>
-        <a:font script="Armn" typeface="Arial"/>
-        <a:font script="Bugi" typeface="Leelawadee UI"/>
-        <a:font script="Bopo" typeface="Microsoft JhengHei"/>
-        <a:font script="Java" typeface="Javanese Text"/>
-        <a:font script="Lisu" typeface="Segoe UI"/>
-        <a:font script="Mymr" typeface="Myanmar Text"/>
-        <a:font script="Nkoo" typeface="Ebrima"/>
-        <a:font script="Olck" typeface="Nirmala UI"/>
-        <a:font script="Osma" typeface="Ebrima"/>
-        <a:font script="Phag" typeface="Phagspa"/>
-        <a:font script="Syrn" typeface="Estrangelo Edessa"/>
-        <a:font script="Syrj" typeface="Estrangelo Edessa"/>
-        <a:font script="Syre" typeface="Estrangelo Edessa"/>
-        <a:font script="Sora" typeface="Nirmala UI"/>
-        <a:font script="Tale" typeface="Microsoft Tai Le"/>
-        <a:font script="Talu" typeface="Microsoft New Tai Lue"/>
-        <a:font script="Tfng" typeface="Ebrima"/>
       </a:minorFont>
     </a:fontScheme>
-    <a:fmtScheme name="Office">
+    <a:fmtScheme name="Office Theme">
       <a:fillStyleLst>
         <a:solidFill>
           <a:schemeClr val="phClr"/>
         </a:solidFill>
-        <a:gradFill rotWithShape="1">
-          <a:gsLst>
-            <a:gs pos="0">
-              <a:schemeClr val="phClr">
-                <a:lumMod val="110000"/>
-                <a:satMod val="105000"/>
-                <a:tint val="67000"/>
-              </a:schemeClr>
-            </a:gs>
-            <a:gs pos="50000">
-              <a:schemeClr val="phClr">
-                <a:lumMod val="105000"/>
-                <a:satMod val="103000"/>
-                <a:tint val="73000"/>
-              </a:schemeClr>
-            </a:gs>
-            <a:gs pos="100000">
-              <a:schemeClr val="phClr">
-                <a:lumMod val="105000"/>
-                <a:satMod val="109000"/>
-                <a:tint val="81000"/>
-              </a:schemeClr>
-            </a:gs>
-          </a:gsLst>
-          <a:lin ang="5400000" scaled="0"/>
-        </a:gradFill>
-        <a:gradFill rotWithShape="1">
-          <a:gsLst>
-            <a:gs pos="0">
-              <a:schemeClr val="phClr">
-                <a:satMod val="103000"/>
-                <a:lumMod val="102000"/>
-                <a:tint val="94000"/>
-              </a:schemeClr>
-            </a:gs>
-            <a:gs pos="50000">
-              <a:schemeClr val="phClr">
-                <a:satMod val="110000"/>
-                <a:lumMod val="100000"/>
-                <a:shade val="100000"/>
-              </a:schemeClr>
-            </a:gs>
-            <a:gs pos="100000">
-              <a:schemeClr val="phClr">
-                <a:lumMod val="99000"/>
-                <a:satMod val="120000"/>
-                <a:shade val="78000"/>
-              </a:schemeClr>
-            </a:gs>
-          </a:gsLst>
-          <a:lin ang="5400000" scaled="0"/>
-        </a:gradFill>
+        <a:solidFill>
+          <a:schemeClr val="phClr"/>
+        </a:solidFill>
+        <a:solidFill>
+          <a:schemeClr val="phClr"/>
+        </a:solidFill>
       </a:fillStyleLst>
       <a:lnStyleLst>
         <a:ln w="6350" cap="flat" cmpd="sng" algn="ctr">
@@ -2257,13 +2118,7 @@
           <a:effectLst/>
         </a:effectStyle>
         <a:effectStyle>
-          <a:effectLst>
-            <a:outerShdw blurRad="57150" dist="19050" dir="5400000" algn="ctr" rotWithShape="0">
-              <a:srgbClr val="000000">
-                <a:alpha val="63000"/>
-              </a:srgbClr>
-            </a:outerShdw>
-          </a:effectLst>
+          <a:effectLst/>
         </a:effectStyle>
       </a:effectStyleLst>
       <a:bgFillStyleLst>
@@ -2271,48 +2126,16 @@
           <a:schemeClr val="phClr"/>
         </a:solidFill>
         <a:solidFill>
-          <a:schemeClr val="phClr">
-            <a:tint val="95000"/>
-            <a:satMod val="170000"/>
-          </a:schemeClr>
+          <a:schemeClr val="phClr"/>
         </a:solidFill>
-        <a:gradFill rotWithShape="1">
-          <a:gsLst>
-            <a:gs pos="0">
-              <a:schemeClr val="phClr">
-                <a:tint val="93000"/>
-                <a:satMod val="150000"/>
-                <a:shade val="98000"/>
-                <a:lumMod val="102000"/>
-              </a:schemeClr>
-            </a:gs>
-            <a:gs pos="50000">
-              <a:schemeClr val="phClr">
-                <a:tint val="98000"/>
-                <a:satMod val="130000"/>
-                <a:shade val="90000"/>
-                <a:lumMod val="103000"/>
-              </a:schemeClr>
-            </a:gs>
-            <a:gs pos="100000">
-              <a:schemeClr val="phClr">
-                <a:shade val="63000"/>
-                <a:satMod val="120000"/>
-              </a:schemeClr>
-            </a:gs>
-          </a:gsLst>
-          <a:lin ang="5400000" scaled="0"/>
-        </a:gradFill>
+        <a:solidFill>
+          <a:schemeClr val="phClr"/>
+        </a:solidFill>
       </a:bgFillStyleLst>
     </a:fmtScheme>
   </a:themeElements>
   <a:objectDefaults/>
   <a:extraClrSchemeLst/>
-  <a:extLst>
-    <a:ext uri="{05A4C25C-085E-4340-85A3-A5531E510DB2}">
-      <thm15:themeFamily xmlns:thm15="http://schemas.microsoft.com/office/thememl/2012/main" name="Office Theme" id="{62F939B6-93AF-4DB8-9C6B-D6C7DFDC589F}" vid="{4A3C46E8-61CC-4603-A589-7422A47A8E4A}"/>
-    </a:ext>
-  </a:extLst>
 </a:theme>
 </file>
 
